--- a/t17_s1.docx
+++ b/t17_s1.docx
@@ -3,2168 +3,1898 @@
 <w:document xmlns:wpc="http://schemas.microsoft.com/office/word/2010/wordprocessingCanvas" xmlns:mo="http://schemas.microsoft.com/office/mac/office/2008/main" xmlns:mc="http://schemas.openxmlformats.org/markup-compatibility/2006" xmlns:mv="urn:schemas-microsoft-com:mac:vml" xmlns:o="urn:schemas-microsoft-com:office:office" xmlns:r="http://schemas.openxmlformats.org/officeDocument/2006/relationships" xmlns:m="http://schemas.openxmlformats.org/officeDocument/2006/math" xmlns:v="urn:schemas-microsoft-com:vml" xmlns:wp14="http://schemas.microsoft.com/office/word/2010/wordprocessingDrawing" xmlns:wp="http://schemas.openxmlformats.org/drawingml/2006/wordprocessingDrawing" xmlns:w10="urn:schemas-microsoft-com:office:word" xmlns:w="http://schemas.openxmlformats.org/wordprocessingml/2006/main" xmlns:w14="http://schemas.microsoft.com/office/word/2010/wordml" xmlns:wpg="http://schemas.microsoft.com/office/word/2010/wordprocessingGroup" xmlns:wpi="http://schemas.microsoft.com/office/word/2010/wordprocessingInk" xmlns:wne="http://schemas.microsoft.com/office/word/2006/wordml" xmlns:wps="http://schemas.microsoft.com/office/word/2010/wordprocessingShape" mc:Ignorable="w14 wp14">
   <w:body>
     <w:p>
-      <w:pPr>
-        <w:spacing w:after="20" w:before="120"/>
-      </w:pPr>
-      <w:r>
-        <w:rPr>
-          <w:b/>
-          <w:sz w:val="22"/>
-        </w:rPr>
-        <w:t>Question: When caring for a 3-day-old neonate who is receiving phototherapy to treat jaundice, the nurse in charge would expect to do which of the following?</w:t>
-      </w:r>
-    </w:p>
-    <w:p>
-      <w:pPr>
-        <w:spacing w:after="0" w:before="0"/>
-      </w:pPr>
-      <w:r>
-        <w:rPr>
-          <w:b w:val="0"/>
-          <w:sz w:val="22"/>
-        </w:rPr>
-        <w:t>(a) Turn the neonate every 6 hours</w:t>
-      </w:r>
-    </w:p>
-    <w:p>
-      <w:pPr>
-        <w:spacing w:after="0" w:before="0"/>
-      </w:pPr>
-      <w:r>
-        <w:rPr>
-          <w:b w:val="0"/>
-          <w:sz w:val="22"/>
-        </w:rPr>
-        <w:t>(b) Encourage the mother to discontinue breastfeeding.</w:t>
-      </w:r>
-    </w:p>
-    <w:p>
-      <w:pPr>
-        <w:spacing w:after="0" w:before="0"/>
-      </w:pPr>
-      <w:r>
-        <w:rPr>
-          <w:b w:val="0"/>
-          <w:sz w:val="22"/>
-        </w:rPr>
-        <w:t>(c) Notify the physician if the skin becomes bronze in color.</w:t>
-      </w:r>
-    </w:p>
-    <w:p>
-      <w:pPr>
-        <w:spacing w:after="0" w:before="0"/>
-      </w:pPr>
-      <w:r>
-        <w:rPr>
-          <w:b w:val="0"/>
-          <w:sz w:val="22"/>
-        </w:rPr>
-        <w:t>(d) Check the vital signs every 2 to 4 hours.</w:t>
-      </w:r>
-    </w:p>
-    <w:p>
-      <w:pPr>
-        <w:spacing w:after="0" w:before="40"/>
-      </w:pPr>
-      <w:r>
-        <w:rPr>
-          <w:b/>
-          <w:sz w:val="22"/>
-        </w:rPr>
-        <w:t>Answer: d</w:t>
-      </w:r>
-    </w:p>
-    <w:p>
-      <w:pPr>
-        <w:spacing w:after="0" w:before="0"/>
-      </w:pPr>
-      <w:r>
-        <w:rPr>
-          <w:b w:val="0"/>
-          <w:sz w:val="21"/>
-        </w:rPr>
-        <w:t>Solution: During phototherapy, the nurse checks the neonate's vital signs every 2-4 hours and monitors temperature, hydration and skin.</w:t>
-      </w:r>
-    </w:p>
-    <w:p>
-      <w:pPr>
-        <w:spacing w:after="0" w:before="0"/>
-      </w:pPr>
-      <w:r>
-        <w:rPr>
-          <w:b w:val="0"/>
-          <w:sz w:val="20"/>
-        </w:rPr>
-        <w:t>Positive Marks: 1</w:t>
-      </w:r>
-    </w:p>
-    <w:p>
-      <w:pPr>
-        <w:spacing w:after="160" w:before="0"/>
-      </w:pPr>
-      <w:r>
-        <w:rPr>
-          <w:b w:val="0"/>
-          <w:sz w:val="20"/>
-        </w:rPr>
-        <w:t>Negative Marks: 0.25</w:t>
-      </w:r>
-    </w:p>
-    <w:p>
-      <w:pPr>
-        <w:spacing w:after="20" w:before="120"/>
-      </w:pPr>
-      <w:r>
-        <w:rPr>
-          <w:b/>
-          <w:sz w:val="22"/>
-        </w:rPr>
-        <w:t>Question: The nurse notes that a client's abdominal wound has dehisced and bowel is protruding. What should the nurse do FIRST?</w:t>
-      </w:r>
-    </w:p>
-    <w:p>
-      <w:pPr>
-        <w:spacing w:after="0" w:before="0"/>
-      </w:pPr>
-      <w:r>
-        <w:rPr>
-          <w:b w:val="0"/>
-          <w:sz w:val="22"/>
-        </w:rPr>
-        <w:t>(a) Gently push the bowel back into the abdomen</w:t>
-      </w:r>
-    </w:p>
-    <w:p>
-      <w:pPr>
-        <w:spacing w:after="0" w:before="0"/>
-      </w:pPr>
-      <w:r>
-        <w:rPr>
-          <w:b w:val="0"/>
-          <w:sz w:val="22"/>
-        </w:rPr>
-        <w:t>(b) Apply a dry sterile dressing</w:t>
-      </w:r>
-    </w:p>
-    <w:p>
-      <w:pPr>
-        <w:spacing w:after="0" w:before="0"/>
-      </w:pPr>
-      <w:r>
-        <w:rPr>
-          <w:b w:val="0"/>
-          <w:sz w:val="22"/>
-        </w:rPr>
-        <w:t>(c) Place the client flat and wait for the surgeon</w:t>
-      </w:r>
-    </w:p>
-    <w:p>
-      <w:pPr>
-        <w:spacing w:after="0" w:before="0"/>
-      </w:pPr>
-      <w:r>
-        <w:rPr>
-          <w:b w:val="0"/>
-          <w:sz w:val="22"/>
-        </w:rPr>
-        <w:t>(d) Cover the wound with sterile saline-soaked dressings</w:t>
-      </w:r>
-    </w:p>
-    <w:p>
-      <w:pPr>
-        <w:spacing w:after="0" w:before="40"/>
-      </w:pPr>
-      <w:r>
-        <w:rPr>
-          <w:b/>
-          <w:sz w:val="22"/>
-        </w:rPr>
-        <w:t>Answer: d</w:t>
-      </w:r>
-    </w:p>
-    <w:p>
-      <w:pPr>
-        <w:spacing w:after="0" w:before="0"/>
-      </w:pPr>
-      <w:r>
-        <w:rPr>
-          <w:b w:val="0"/>
-          <w:sz w:val="21"/>
-        </w:rPr>
-        <w:t>Solution: Eviscerated bowel must be kept moist with sterile saline-soaked gauze to prevent drying and necrosis; it is never pushed back, and the surgeon is notified immediately.</w:t>
-      </w:r>
-    </w:p>
-    <w:p>
-      <w:pPr>
-        <w:spacing w:after="0" w:before="0"/>
-      </w:pPr>
-      <w:r>
-        <w:rPr>
-          <w:b w:val="0"/>
-          <w:sz w:val="20"/>
-        </w:rPr>
-        <w:t>Positive Marks: 1</w:t>
-      </w:r>
-    </w:p>
-    <w:p>
-      <w:pPr>
-        <w:spacing w:after="160" w:before="0"/>
-      </w:pPr>
-      <w:r>
-        <w:rPr>
-          <w:b w:val="0"/>
-          <w:sz w:val="20"/>
-        </w:rPr>
-        <w:t>Negative Marks: 0.25</w:t>
-      </w:r>
-    </w:p>
-    <w:p>
-      <w:pPr>
-        <w:spacing w:after="20" w:before="120"/>
-      </w:pPr>
-      <w:r>
-        <w:rPr>
-          <w:b/>
-          <w:sz w:val="22"/>
-        </w:rPr>
-        <w:t>Question: Which is considered the best site for intramuscular (IM) injection in an infant?</w:t>
-      </w:r>
-    </w:p>
-    <w:p>
-      <w:pPr>
-        <w:spacing w:after="0" w:before="0"/>
-      </w:pPr>
-      <w:r>
-        <w:rPr>
-          <w:b w:val="0"/>
-          <w:sz w:val="22"/>
-        </w:rPr>
-        <w:t>(a) Dorsogluteal muscles</w:t>
-      </w:r>
-    </w:p>
-    <w:p>
-      <w:pPr>
-        <w:spacing w:after="0" w:before="0"/>
-      </w:pPr>
-      <w:r>
-        <w:rPr>
-          <w:b w:val="0"/>
-          <w:sz w:val="22"/>
-        </w:rPr>
-        <w:t>(b) Deltoid muscles</w:t>
-      </w:r>
-    </w:p>
-    <w:p>
-      <w:pPr>
-        <w:spacing w:after="0" w:before="0"/>
-      </w:pPr>
-      <w:r>
-        <w:rPr>
-          <w:b w:val="0"/>
-          <w:sz w:val="22"/>
-        </w:rPr>
-        <w:t>(c) Femoral muscle</w:t>
-      </w:r>
-    </w:p>
-    <w:p>
-      <w:pPr>
-        <w:spacing w:after="0" w:before="0"/>
-      </w:pPr>
-      <w:r>
-        <w:rPr>
-          <w:b w:val="0"/>
-          <w:sz w:val="22"/>
-        </w:rPr>
-        <w:t>(d) Vastus lateralis muscles</w:t>
-      </w:r>
-    </w:p>
-    <w:p>
-      <w:pPr>
-        <w:spacing w:after="0" w:before="40"/>
-      </w:pPr>
-      <w:r>
-        <w:rPr>
-          <w:b/>
-          <w:sz w:val="22"/>
-        </w:rPr>
-        <w:t>Answer: d</w:t>
-      </w:r>
-    </w:p>
-    <w:p>
-      <w:pPr>
-        <w:spacing w:after="0" w:before="0"/>
-      </w:pPr>
-      <w:r>
-        <w:rPr>
-          <w:b w:val="0"/>
-          <w:sz w:val="21"/>
-        </w:rPr>
-        <w:t>Solution: The best site for intramuscular (IM) injection in an infant is the vastus lateralis muscle. The vastus lateralis is located on the anterior lateral aspect of the thigh. It is a large, well-developed muscle in infants and young children, making it an ideal site for IM injections. The muscle has a thick mass of tissue and is less susceptible to injury or nerve damage during the injection. Additionally, the vastus lateralis has a good blood supply, allowing for efficient absorption of the medication.</w:t>
-      </w:r>
-    </w:p>
-    <w:p>
-      <w:pPr>
-        <w:spacing w:after="0" w:before="0"/>
-      </w:pPr>
-      <w:r>
-        <w:rPr>
-          <w:b w:val="0"/>
-          <w:sz w:val="20"/>
-        </w:rPr>
-        <w:t>Positive Marks: 1</w:t>
-      </w:r>
-    </w:p>
-    <w:p>
-      <w:pPr>
-        <w:spacing w:after="160" w:before="0"/>
-      </w:pPr>
-      <w:r>
-        <w:rPr>
-          <w:b w:val="0"/>
-          <w:sz w:val="20"/>
-        </w:rPr>
-        <w:t>Negative Marks: 0.25</w:t>
-      </w:r>
-    </w:p>
-    <w:p>
-      <w:pPr>
-        <w:spacing w:after="20" w:before="120"/>
-      </w:pPr>
-      <w:r>
-        <w:rPr>
-          <w:b/>
-          <w:sz w:val="22"/>
-        </w:rPr>
-        <w:t>Question: A client taking lithium has a serum level of 2.1 mEq/L. What should the nurse do FIRST?</w:t>
-      </w:r>
-    </w:p>
-    <w:p>
-      <w:pPr>
-        <w:spacing w:after="0" w:before="0"/>
-      </w:pPr>
-      <w:r>
-        <w:rPr>
-          <w:b w:val="0"/>
-          <w:sz w:val="22"/>
-        </w:rPr>
-        <w:t>(a) Encourage a high-sodium diet</w:t>
-      </w:r>
-    </w:p>
-    <w:p>
-      <w:pPr>
-        <w:spacing w:after="0" w:before="0"/>
-      </w:pPr>
-      <w:r>
-        <w:rPr>
-          <w:b w:val="0"/>
-          <w:sz w:val="22"/>
-        </w:rPr>
-        <w:t>(b) Administer the lithium as scheduled</w:t>
-      </w:r>
-    </w:p>
-    <w:p>
-      <w:pPr>
-        <w:spacing w:after="0" w:before="0"/>
-      </w:pPr>
-      <w:r>
-        <w:rPr>
-          <w:b w:val="0"/>
-          <w:sz w:val="22"/>
-        </w:rPr>
-        <w:t>(c) Hold the lithium and notify the health care provider</w:t>
-      </w:r>
-    </w:p>
-    <w:p>
-      <w:pPr>
-        <w:spacing w:after="0" w:before="0"/>
-      </w:pPr>
-      <w:r>
-        <w:rPr>
-          <w:b w:val="0"/>
-          <w:sz w:val="22"/>
-        </w:rPr>
-        <w:t>(d) Document and recheck in 24 hours</w:t>
-      </w:r>
-    </w:p>
-    <w:p>
-      <w:pPr>
-        <w:spacing w:after="0" w:before="40"/>
-      </w:pPr>
-      <w:r>
-        <w:rPr>
-          <w:b/>
-          <w:sz w:val="22"/>
-        </w:rPr>
-        <w:t>Answer: c</w:t>
-      </w:r>
-    </w:p>
-    <w:p>
-      <w:pPr>
-        <w:spacing w:after="0" w:before="0"/>
-      </w:pPr>
-      <w:r>
-        <w:rPr>
-          <w:b w:val="0"/>
-          <w:sz w:val="21"/>
-        </w:rPr>
-        <w:t>Solution: Therapeutic lithium range is 0.6-1.2 mEq/L; levels above 1.5 mEq/L are toxic and the drug is held while the provider is notified (toxicity may need dialysis).</w:t>
-      </w:r>
-    </w:p>
-    <w:p>
-      <w:pPr>
-        <w:spacing w:after="0" w:before="0"/>
-      </w:pPr>
-      <w:r>
-        <w:rPr>
-          <w:b w:val="0"/>
-          <w:sz w:val="20"/>
-        </w:rPr>
-        <w:t>Positive Marks: 1</w:t>
-      </w:r>
-    </w:p>
-    <w:p>
-      <w:pPr>
-        <w:spacing w:after="160" w:before="0"/>
-      </w:pPr>
-      <w:r>
-        <w:rPr>
-          <w:b w:val="0"/>
-          <w:sz w:val="20"/>
-        </w:rPr>
-        <w:t>Negative Marks: 0.25</w:t>
-      </w:r>
-    </w:p>
-    <w:p>
-      <w:pPr>
-        <w:spacing w:after="20" w:before="120"/>
-      </w:pPr>
-      <w:r>
-        <w:rPr>
-          <w:b/>
-          <w:sz w:val="22"/>
-        </w:rPr>
-        <w:t>Question: Which is the nucleus of masseteric reflex:</w:t>
-      </w:r>
-    </w:p>
-    <w:p>
-      <w:pPr>
-        <w:spacing w:after="0" w:before="0"/>
-      </w:pPr>
-      <w:r>
-        <w:rPr>
-          <w:b w:val="0"/>
-          <w:sz w:val="22"/>
-        </w:rPr>
-        <w:t>(a) Superior sensory nucleus of the trigeminal nerve</w:t>
-      </w:r>
-    </w:p>
-    <w:p>
-      <w:pPr>
-        <w:spacing w:after="0" w:before="0"/>
-      </w:pPr>
-      <w:r>
-        <w:rPr>
-          <w:b w:val="0"/>
-          <w:sz w:val="22"/>
-        </w:rPr>
-        <w:t>(b) Mesencephalic nucleus of trigeminal nerve</w:t>
-      </w:r>
-    </w:p>
-    <w:p>
-      <w:pPr>
-        <w:spacing w:after="0" w:before="0"/>
-      </w:pPr>
-      <w:r>
-        <w:rPr>
-          <w:b w:val="0"/>
-          <w:sz w:val="22"/>
-        </w:rPr>
-        <w:t>(c) Spinal nucleus of trigeminal nerve</w:t>
-      </w:r>
-    </w:p>
-    <w:p>
-      <w:pPr>
-        <w:spacing w:after="0" w:before="0"/>
-      </w:pPr>
-      <w:r>
-        <w:rPr>
-          <w:b w:val="0"/>
-          <w:sz w:val="22"/>
-        </w:rPr>
-        <w:t>(d) Dorsal nucleus of vagus nerve</w:t>
-      </w:r>
-    </w:p>
-    <w:p>
-      <w:pPr>
-        <w:spacing w:after="0" w:before="40"/>
-      </w:pPr>
-      <w:r>
-        <w:rPr>
-          <w:b/>
-          <w:sz w:val="22"/>
-        </w:rPr>
-        <w:t>Answer: b</w:t>
-      </w:r>
-    </w:p>
-    <w:p>
-      <w:pPr>
-        <w:spacing w:after="0" w:before="0"/>
-      </w:pPr>
-      <w:r>
-        <w:rPr>
-          <w:b w:val="0"/>
-          <w:sz w:val="21"/>
-        </w:rPr>
-        <w:t>Solution: The mesencephalic nucleus of the trigeminal nerve receives proprioceptive fibres mediating the masseteric (jaw jerk) reflex.</w:t>
-      </w:r>
-    </w:p>
-    <w:p>
-      <w:pPr>
-        <w:spacing w:after="0" w:before="0"/>
-      </w:pPr>
-      <w:r>
-        <w:rPr>
-          <w:b w:val="0"/>
-          <w:sz w:val="20"/>
-        </w:rPr>
-        <w:t>Positive Marks: 1</w:t>
-      </w:r>
-    </w:p>
-    <w:p>
-      <w:pPr>
-        <w:spacing w:after="160" w:before="0"/>
-      </w:pPr>
-      <w:r>
-        <w:rPr>
-          <w:b w:val="0"/>
-          <w:sz w:val="20"/>
-        </w:rPr>
-        <w:t>Negative Marks: 0.25</w:t>
-      </w:r>
-    </w:p>
-    <w:p>
-      <w:pPr>
-        <w:spacing w:after="20" w:before="120"/>
-      </w:pPr>
-      <w:r>
-        <w:rPr>
-          <w:b/>
-          <w:sz w:val="22"/>
-        </w:rPr>
-        <w:t>Question: Which vitamin deficiency may cause night blindness?</w:t>
-      </w:r>
-    </w:p>
-    <w:p>
-      <w:pPr>
-        <w:spacing w:after="0" w:before="0"/>
-      </w:pPr>
-      <w:r>
-        <w:rPr>
-          <w:b w:val="0"/>
-          <w:sz w:val="22"/>
-        </w:rPr>
-        <w:t>(a) Vitamin K</w:t>
-      </w:r>
-    </w:p>
-    <w:p>
-      <w:pPr>
-        <w:spacing w:after="0" w:before="0"/>
-      </w:pPr>
-      <w:r>
-        <w:rPr>
-          <w:b w:val="0"/>
-          <w:sz w:val="22"/>
-        </w:rPr>
-        <w:t>(b) Vitamin E</w:t>
-      </w:r>
-    </w:p>
-    <w:p>
-      <w:pPr>
-        <w:spacing w:after="0" w:before="0"/>
-      </w:pPr>
-      <w:r>
-        <w:rPr>
-          <w:b w:val="0"/>
-          <w:sz w:val="22"/>
-        </w:rPr>
-        <w:t>(c) Vitamin A</w:t>
-      </w:r>
-    </w:p>
-    <w:p>
-      <w:pPr>
-        <w:spacing w:after="0" w:before="0"/>
-      </w:pPr>
-      <w:r>
-        <w:rPr>
-          <w:b w:val="0"/>
-          <w:sz w:val="22"/>
-        </w:rPr>
-        <w:t>(d) Vitamin C</w:t>
-      </w:r>
-    </w:p>
-    <w:p>
-      <w:pPr>
-        <w:spacing w:after="0" w:before="40"/>
-      </w:pPr>
-      <w:r>
-        <w:rPr>
-          <w:b/>
-          <w:sz w:val="22"/>
-        </w:rPr>
-        <w:t>Answer: c</w:t>
-      </w:r>
-    </w:p>
-    <w:p>
-      <w:pPr>
-        <w:spacing w:after="0" w:before="0"/>
-      </w:pPr>
-      <w:r>
-        <w:rPr>
-          <w:b w:val="0"/>
-          <w:sz w:val="21"/>
-        </w:rPr>
-        <w:t>Solution: Vitamin A (retinol) deficiency causes night blindness and xerophthalmia.</w:t>
-      </w:r>
-    </w:p>
-    <w:p>
-      <w:pPr>
-        <w:spacing w:after="0" w:before="0"/>
-      </w:pPr>
-      <w:r>
-        <w:rPr>
-          <w:b w:val="0"/>
-          <w:sz w:val="20"/>
-        </w:rPr>
-        <w:t>Positive Marks: 1</w:t>
-      </w:r>
-    </w:p>
-    <w:p>
-      <w:pPr>
-        <w:spacing w:after="160" w:before="0"/>
-      </w:pPr>
-      <w:r>
-        <w:rPr>
-          <w:b w:val="0"/>
-          <w:sz w:val="20"/>
-        </w:rPr>
-        <w:t>Negative Marks: 0.25</w:t>
-      </w:r>
-    </w:p>
-    <w:p>
-      <w:pPr>
-        <w:spacing w:after="20" w:before="120"/>
-      </w:pPr>
-      <w:r>
-        <w:rPr>
-          <w:b/>
-          <w:sz w:val="22"/>
-        </w:rPr>
-        <w:t>Question: A nurse uses DPT vaccine and found that vial has granules. What is the next nursing action?</w:t>
-      </w:r>
-    </w:p>
-    <w:p>
-      <w:pPr>
-        <w:spacing w:after="0" w:before="0"/>
-      </w:pPr>
-      <w:r>
-        <w:rPr>
-          <w:b w:val="0"/>
-          <w:sz w:val="22"/>
-        </w:rPr>
-        <w:t>(a) Discard the vial</w:t>
-      </w:r>
-    </w:p>
-    <w:p>
-      <w:pPr>
-        <w:spacing w:after="0" w:before="0"/>
-      </w:pPr>
-      <w:r>
-        <w:rPr>
-          <w:b w:val="0"/>
-          <w:sz w:val="22"/>
-        </w:rPr>
-        <w:t>(b) Check after 15 min</w:t>
-      </w:r>
-    </w:p>
-    <w:p>
-      <w:pPr>
-        <w:spacing w:after="0" w:before="0"/>
-      </w:pPr>
-      <w:r>
-        <w:rPr>
-          <w:b w:val="0"/>
-          <w:sz w:val="22"/>
-        </w:rPr>
-        <w:t>(c) Shake vigorously</w:t>
-      </w:r>
-    </w:p>
-    <w:p>
-      <w:pPr>
-        <w:spacing w:after="0" w:before="0"/>
-      </w:pPr>
-      <w:r>
-        <w:rPr>
-          <w:b w:val="0"/>
-          <w:sz w:val="22"/>
-        </w:rPr>
-        <w:t>(d) Keep using the vial</w:t>
-      </w:r>
-    </w:p>
-    <w:p>
-      <w:pPr>
-        <w:spacing w:after="0" w:before="40"/>
-      </w:pPr>
-      <w:r>
-        <w:rPr>
-          <w:b/>
-          <w:sz w:val="22"/>
-        </w:rPr>
-        <w:t>Answer: a</w:t>
-      </w:r>
-    </w:p>
-    <w:p>
-      <w:pPr>
-        <w:spacing w:after="0" w:before="0"/>
-      </w:pPr>
-      <w:r>
-        <w:rPr>
-          <w:b w:val="0"/>
-          <w:sz w:val="21"/>
-        </w:rPr>
-        <w:t>Solution: A DPT vial showing granules has lost potency and must be discarded.</w:t>
-      </w:r>
-    </w:p>
-    <w:p>
-      <w:pPr>
-        <w:spacing w:after="0" w:before="0"/>
-      </w:pPr>
-      <w:r>
-        <w:rPr>
-          <w:b w:val="0"/>
-          <w:sz w:val="20"/>
-        </w:rPr>
-        <w:t>Positive Marks: 1</w:t>
-      </w:r>
-    </w:p>
-    <w:p>
-      <w:pPr>
-        <w:spacing w:after="160" w:before="0"/>
-      </w:pPr>
-      <w:r>
-        <w:rPr>
-          <w:b w:val="0"/>
-          <w:sz w:val="20"/>
-        </w:rPr>
-        <w:t>Negative Marks: 0.25</w:t>
-      </w:r>
-    </w:p>
-    <w:p>
-      <w:pPr>
-        <w:spacing w:after="20" w:before="120"/>
-      </w:pPr>
-      <w:r>
-        <w:rPr>
-          <w:b/>
-          <w:sz w:val="22"/>
-        </w:rPr>
-        <w:t>Question: A G3 female history of 2 previous second trimester abortion present at 22 weeks of gestational with funnelling of cervix and length of cervix 20 mm. Most appropriate management would be?</w:t>
-      </w:r>
-    </w:p>
-    <w:p>
-      <w:pPr>
-        <w:spacing w:after="0" w:before="0"/>
-      </w:pPr>
-      <w:r>
-        <w:rPr>
-          <w:b w:val="0"/>
-          <w:sz w:val="22"/>
-        </w:rPr>
-        <w:t>(a) Administer misoprostol and bed rest</w:t>
-      </w:r>
-    </w:p>
-    <w:p>
-      <w:pPr>
-        <w:spacing w:after="0" w:before="0"/>
-      </w:pPr>
-      <w:r>
-        <w:rPr>
-          <w:b w:val="0"/>
-          <w:sz w:val="22"/>
-        </w:rPr>
-        <w:t>(b) Apply cervical circlage</w:t>
-      </w:r>
-    </w:p>
-    <w:p>
-      <w:pPr>
-        <w:spacing w:after="0" w:before="0"/>
-      </w:pPr>
-      <w:r>
-        <w:rPr>
-          <w:b w:val="0"/>
-          <w:sz w:val="22"/>
-        </w:rPr>
-        <w:t>(c) Apply fothergill stretch</w:t>
-      </w:r>
-    </w:p>
-    <w:p>
-      <w:pPr>
-        <w:spacing w:after="0" w:before="0"/>
-      </w:pPr>
-      <w:r>
-        <w:rPr>
-          <w:b w:val="0"/>
-          <w:sz w:val="22"/>
-        </w:rPr>
-        <w:t>(d) Administer dinoprostone and bed rest</w:t>
-      </w:r>
-    </w:p>
-    <w:p>
-      <w:pPr>
-        <w:spacing w:after="0" w:before="40"/>
-      </w:pPr>
-      <w:r>
-        <w:rPr>
-          <w:b/>
-          <w:sz w:val="22"/>
-        </w:rPr>
-        <w:t>Answer: b</w:t>
-      </w:r>
-    </w:p>
-    <w:p>
-      <w:pPr>
-        <w:spacing w:after="0" w:before="0"/>
-      </w:pPr>
-      <w:r>
-        <w:rPr>
-          <w:b w:val="0"/>
-          <w:sz w:val="21"/>
-        </w:rPr>
-        <w:t>Solution: In a G3 female with a history of 2 previous second-trimester abortions, presenting at 22 weeks of gestation with funneling of the cervix and a cervix length of 20 mm, the most appropriate management would be to apply cervical cerclage (option B). Cervical cerclage is a surgical procedure in which a stitch or suture is placed around the cervix to provide mechanical support and prevent premature cervical dilation. It is indicated in cases of cervical insufficiency, where the cervix is weak and at risk of premature opening. By reinforcing the cervix, cervical cerclage helps prolong the pregnancy and reduce the risk of preterm birth. abortion</w:t>
-      </w:r>
-    </w:p>
-    <w:p>
-      <w:pPr>
-        <w:spacing w:after="0" w:before="0"/>
-      </w:pPr>
-      <w:r>
-        <w:rPr>
-          <w:b w:val="0"/>
-          <w:sz w:val="20"/>
-        </w:rPr>
-        <w:t>Positive Marks: 1</w:t>
-      </w:r>
-    </w:p>
-    <w:p>
-      <w:pPr>
-        <w:spacing w:after="160" w:before="0"/>
-      </w:pPr>
-      <w:r>
-        <w:rPr>
-          <w:b w:val="0"/>
-          <w:sz w:val="20"/>
-        </w:rPr>
-        <w:t>Negative Marks: 0.25</w:t>
-      </w:r>
-    </w:p>
-    <w:p>
-      <w:pPr>
-        <w:spacing w:after="20" w:before="120"/>
-      </w:pPr>
-      <w:r>
-        <w:rPr>
-          <w:b/>
-          <w:sz w:val="22"/>
-        </w:rPr>
-        <w:t>Question: ASHA in "A" stands for?</w:t>
-      </w:r>
-    </w:p>
-    <w:p>
-      <w:pPr>
-        <w:spacing w:after="0" w:before="0"/>
-      </w:pPr>
-      <w:r>
-        <w:rPr>
-          <w:b w:val="0"/>
-          <w:sz w:val="22"/>
-        </w:rPr>
-        <w:t>(a) Automised</w:t>
-      </w:r>
-    </w:p>
-    <w:p>
-      <w:pPr>
-        <w:spacing w:after="0" w:before="0"/>
-      </w:pPr>
-      <w:r>
-        <w:rPr>
-          <w:b w:val="0"/>
-          <w:sz w:val="22"/>
-        </w:rPr>
-        <w:t>(b) Accesary</w:t>
-      </w:r>
-    </w:p>
-    <w:p>
-      <w:pPr>
-        <w:spacing w:after="0" w:before="0"/>
-      </w:pPr>
-      <w:r>
-        <w:rPr>
-          <w:b w:val="0"/>
-          <w:sz w:val="22"/>
-        </w:rPr>
-        <w:t>(c) Actor</w:t>
-      </w:r>
-    </w:p>
-    <w:p>
-      <w:pPr>
-        <w:spacing w:after="0" w:before="0"/>
-      </w:pPr>
-      <w:r>
-        <w:rPr>
-          <w:b w:val="0"/>
-          <w:sz w:val="22"/>
-        </w:rPr>
-        <w:t>(d) Accredited</w:t>
-      </w:r>
-    </w:p>
-    <w:p>
-      <w:pPr>
-        <w:spacing w:after="0" w:before="40"/>
-      </w:pPr>
-      <w:r>
-        <w:rPr>
-          <w:b/>
-          <w:sz w:val="22"/>
-        </w:rPr>
-        <w:t>Answer: d</w:t>
-      </w:r>
-    </w:p>
-    <w:p>
-      <w:pPr>
-        <w:spacing w:after="0" w:before="0"/>
-      </w:pPr>
-      <w:r>
-        <w:rPr>
-          <w:b w:val="0"/>
-          <w:sz w:val="21"/>
-        </w:rPr>
-        <w:t>Solution: ASHA stands for Accredited Social Health Activist, a community health volunteer under the National Rural Health Mission.</w:t>
-      </w:r>
-    </w:p>
-    <w:p>
-      <w:pPr>
-        <w:spacing w:after="0" w:before="0"/>
-      </w:pPr>
-      <w:r>
-        <w:rPr>
-          <w:b w:val="0"/>
-          <w:sz w:val="20"/>
-        </w:rPr>
-        <w:t>Positive Marks: 1</w:t>
-      </w:r>
-    </w:p>
-    <w:p>
-      <w:pPr>
-        <w:spacing w:after="160" w:before="0"/>
-      </w:pPr>
-      <w:r>
-        <w:rPr>
-          <w:b w:val="0"/>
-          <w:sz w:val="20"/>
-        </w:rPr>
-        <w:t>Negative Marks: 0.25</w:t>
-      </w:r>
-    </w:p>
-    <w:p>
-      <w:pPr>
-        <w:spacing w:after="20" w:before="120"/>
-      </w:pPr>
-      <w:r>
-        <w:rPr>
-          <w:b/>
-          <w:sz w:val="22"/>
-        </w:rPr>
-        <w:t>Question: After complain of open abdominal surgery. The OT nurse needs to do which of the following activity first before suturing. (give priority answer)</w:t>
-      </w:r>
-    </w:p>
-    <w:p>
-      <w:pPr>
-        <w:spacing w:after="0" w:before="0"/>
-      </w:pPr>
-      <w:r>
-        <w:rPr>
-          <w:b w:val="0"/>
-          <w:sz w:val="22"/>
-        </w:rPr>
-        <w:t>(a) Clean the instruments</w:t>
-      </w:r>
-    </w:p>
-    <w:p>
-      <w:pPr>
-        <w:spacing w:after="0" w:before="0"/>
-      </w:pPr>
-      <w:r>
-        <w:rPr>
-          <w:b w:val="0"/>
-          <w:sz w:val="22"/>
-        </w:rPr>
-        <w:t>(b) Checking the sponge count &amp; instruments counts before suturing.</w:t>
-      </w:r>
-    </w:p>
-    <w:p>
-      <w:pPr>
-        <w:spacing w:after="0" w:before="0"/>
-      </w:pPr>
-      <w:r>
-        <w:rPr>
-          <w:b w:val="0"/>
-          <w:sz w:val="22"/>
-        </w:rPr>
-        <w:t>(c) Change the gown</w:t>
-      </w:r>
-    </w:p>
-    <w:p>
-      <w:pPr>
-        <w:spacing w:after="0" w:before="0"/>
-      </w:pPr>
-      <w:r>
-        <w:rPr>
-          <w:b w:val="0"/>
-          <w:sz w:val="22"/>
-        </w:rPr>
-        <w:t>(d) Disinfection of OT</w:t>
-      </w:r>
-    </w:p>
-    <w:p>
-      <w:pPr>
-        <w:spacing w:after="0" w:before="40"/>
-      </w:pPr>
-      <w:r>
-        <w:rPr>
-          <w:b/>
-          <w:sz w:val="22"/>
-        </w:rPr>
-        <w:t>Answer: b</w:t>
-      </w:r>
-    </w:p>
-    <w:p>
-      <w:pPr>
-        <w:spacing w:after="0" w:before="0"/>
-      </w:pPr>
-      <w:r>
-        <w:rPr>
-          <w:b w:val="0"/>
-          <w:sz w:val="21"/>
-        </w:rPr>
-        <w:t>Solution: Before closure of an abdominal wound, a complete sponge, needle and instrument count with the circulator is mandatory to prevent retained items.</w:t>
-      </w:r>
-    </w:p>
-    <w:p>
-      <w:pPr>
-        <w:spacing w:after="0" w:before="0"/>
-      </w:pPr>
-      <w:r>
-        <w:rPr>
-          <w:b w:val="0"/>
-          <w:sz w:val="20"/>
-        </w:rPr>
-        <w:t>Positive Marks: 1</w:t>
-      </w:r>
-    </w:p>
-    <w:p>
-      <w:pPr>
-        <w:spacing w:after="160" w:before="0"/>
-      </w:pPr>
-      <w:r>
-        <w:rPr>
-          <w:b w:val="0"/>
-          <w:sz w:val="20"/>
-        </w:rPr>
-        <w:t>Negative Marks: 0.25</w:t>
-      </w:r>
-    </w:p>
-    <w:p>
-      <w:pPr>
-        <w:spacing w:after="20" w:before="120"/>
-      </w:pPr>
-      <w:r>
-        <w:rPr>
-          <w:b/>
-          <w:sz w:val="22"/>
-        </w:rPr>
-        <w:t>Question: Most common cause of infant mortality in India is</w:t>
-      </w:r>
-    </w:p>
-    <w:p>
-      <w:pPr>
-        <w:spacing w:after="0" w:before="0"/>
-      </w:pPr>
-      <w:r>
-        <w:rPr>
-          <w:b w:val="0"/>
-          <w:sz w:val="22"/>
-        </w:rPr>
-        <w:t>(a) Low birth weight</w:t>
-      </w:r>
-    </w:p>
-    <w:p>
-      <w:pPr>
-        <w:spacing w:after="0" w:before="0"/>
-      </w:pPr>
-      <w:r>
-        <w:rPr>
-          <w:b w:val="0"/>
-          <w:sz w:val="22"/>
-        </w:rPr>
-        <w:t>(b) Complications of labor</w:t>
-      </w:r>
-    </w:p>
-    <w:p>
-      <w:pPr>
-        <w:spacing w:after="0" w:before="0"/>
-      </w:pPr>
-      <w:r>
-        <w:rPr>
-          <w:b w:val="0"/>
-          <w:sz w:val="22"/>
-        </w:rPr>
-        <w:t>(c) Sepsis</w:t>
-      </w:r>
-    </w:p>
-    <w:p>
-      <w:pPr>
-        <w:spacing w:after="0" w:before="0"/>
-      </w:pPr>
-      <w:r>
-        <w:rPr>
-          <w:b w:val="0"/>
-          <w:sz w:val="22"/>
-        </w:rPr>
-        <w:t>(d) Congential anomalies</w:t>
-      </w:r>
-    </w:p>
-    <w:p>
-      <w:pPr>
-        <w:spacing w:after="0" w:before="40"/>
-      </w:pPr>
-      <w:r>
-        <w:rPr>
-          <w:b/>
-          <w:sz w:val="22"/>
-        </w:rPr>
-        <w:t>Answer: a</w:t>
-      </w:r>
-    </w:p>
-    <w:p>
-      <w:pPr>
-        <w:spacing w:after="0" w:before="0"/>
-      </w:pPr>
-      <w:r>
-        <w:rPr>
-          <w:b w:val="0"/>
-          <w:sz w:val="21"/>
-        </w:rPr>
-        <w:t>Solution: Low birth weight is the most common cause of infant mortality in India.</w:t>
-      </w:r>
-    </w:p>
-    <w:p>
-      <w:pPr>
-        <w:spacing w:after="0" w:before="0"/>
-      </w:pPr>
-      <w:r>
-        <w:rPr>
-          <w:b w:val="0"/>
-          <w:sz w:val="20"/>
-        </w:rPr>
-        <w:t>Positive Marks: 1</w:t>
-      </w:r>
-    </w:p>
-    <w:p>
-      <w:pPr>
-        <w:spacing w:after="160" w:before="0"/>
-      </w:pPr>
-      <w:r>
-        <w:rPr>
-          <w:b w:val="0"/>
-          <w:sz w:val="20"/>
-        </w:rPr>
-        <w:t>Negative Marks: 0.25</w:t>
-      </w:r>
-    </w:p>
-    <w:p>
-      <w:pPr>
-        <w:spacing w:after="20" w:before="120"/>
-      </w:pPr>
-      <w:r>
-        <w:rPr>
-          <w:b/>
-          <w:sz w:val="22"/>
-        </w:rPr>
-        <w:t>Question: Which vaccine should be stored in freezer compartment of the refrigerator?</w:t>
-      </w:r>
-    </w:p>
-    <w:p>
-      <w:pPr>
-        <w:spacing w:after="0" w:before="0"/>
-      </w:pPr>
-      <w:r>
-        <w:rPr>
-          <w:b w:val="0"/>
-          <w:sz w:val="22"/>
-        </w:rPr>
-        <w:t>(a) Measles</w:t>
-      </w:r>
-    </w:p>
-    <w:p>
-      <w:pPr>
-        <w:spacing w:after="0" w:before="0"/>
-      </w:pPr>
-      <w:r>
-        <w:rPr>
-          <w:b w:val="0"/>
-          <w:sz w:val="22"/>
-        </w:rPr>
-        <w:t>(b) BCG</w:t>
-      </w:r>
-    </w:p>
-    <w:p>
-      <w:pPr>
-        <w:spacing w:after="0" w:before="0"/>
-      </w:pPr>
-      <w:r>
-        <w:rPr>
-          <w:b w:val="0"/>
-          <w:sz w:val="22"/>
-        </w:rPr>
-        <w:t>(c) Hepatitis B</w:t>
-      </w:r>
-    </w:p>
-    <w:p>
-      <w:pPr>
-        <w:spacing w:after="0" w:before="0"/>
-      </w:pPr>
-      <w:r>
-        <w:rPr>
-          <w:b w:val="0"/>
-          <w:sz w:val="22"/>
-        </w:rPr>
-        <w:t>(d) DPT</w:t>
-      </w:r>
-    </w:p>
-    <w:p>
-      <w:pPr>
-        <w:spacing w:after="0" w:before="40"/>
-      </w:pPr>
-      <w:r>
-        <w:rPr>
-          <w:b/>
-          <w:sz w:val="22"/>
-        </w:rPr>
-        <w:t>Answer: a</w:t>
-      </w:r>
-    </w:p>
-    <w:p>
-      <w:pPr>
-        <w:spacing w:after="0" w:before="0"/>
-      </w:pPr>
-      <w:r>
-        <w:rPr>
-          <w:b w:val="0"/>
-          <w:sz w:val="21"/>
-        </w:rPr>
-        <w:t>Solution: Measles, mumps, and rubella vaccine, can be stored in a regular freezer at a temperature of -15°C (5°F) to -25°C (-13°F). The varicella (chickenpox) vaccine can also be stored in a freezer, but at a slightly higher temperature range of -50°C (-58°F) to -15°C (5°F).</w:t>
-      </w:r>
-    </w:p>
-    <w:p>
-      <w:pPr>
-        <w:spacing w:after="0" w:before="0"/>
-      </w:pPr>
-      <w:r>
-        <w:rPr>
-          <w:b w:val="0"/>
-          <w:sz w:val="20"/>
-        </w:rPr>
-        <w:t>Positive Marks: 1</w:t>
-      </w:r>
-    </w:p>
-    <w:p>
-      <w:pPr>
-        <w:spacing w:after="160" w:before="0"/>
-      </w:pPr>
-      <w:r>
-        <w:rPr>
-          <w:b w:val="0"/>
-          <w:sz w:val="20"/>
-        </w:rPr>
-        <w:t>Negative Marks: 0.25</w:t>
-      </w:r>
-    </w:p>
-    <w:p>
-      <w:pPr>
-        <w:spacing w:after="20" w:before="120"/>
-      </w:pPr>
-      <w:r>
-        <w:rPr>
-          <w:b/>
-          <w:sz w:val="22"/>
-        </w:rPr>
-        <w:t>Question: When log-rolling a client with a suspected cervical spine injury, what is the most important intervention?</w:t>
-      </w:r>
-    </w:p>
-    <w:p>
-      <w:pPr>
-        <w:spacing w:after="0" w:before="0"/>
-      </w:pPr>
-      <w:r>
-        <w:rPr>
-          <w:b w:val="0"/>
-          <w:sz w:val="22"/>
-        </w:rPr>
-        <w:t>(a) Maintain the head in neutral alignment with the spine</w:t>
-      </w:r>
-    </w:p>
-    <w:p>
-      <w:pPr>
-        <w:spacing w:after="0" w:before="0"/>
-      </w:pPr>
-      <w:r>
-        <w:rPr>
-          <w:b w:val="0"/>
-          <w:sz w:val="22"/>
-        </w:rPr>
-        <w:t>(b) Assess motor function of all four limbs</w:t>
-      </w:r>
-    </w:p>
-    <w:p>
-      <w:pPr>
-        <w:spacing w:after="0" w:before="0"/>
-      </w:pPr>
-      <w:r>
-        <w:rPr>
-          <w:b w:val="0"/>
-          <w:sz w:val="22"/>
-        </w:rPr>
-        <w:t>(c) Apply the cervical collar before moving</w:t>
-      </w:r>
-    </w:p>
-    <w:p>
-      <w:pPr>
-        <w:spacing w:after="0" w:before="0"/>
-      </w:pPr>
-      <w:r>
-        <w:rPr>
-          <w:b w:val="0"/>
-          <w:sz w:val="22"/>
-        </w:rPr>
-        <w:t>(d) Remove the backboard first</w:t>
-      </w:r>
-    </w:p>
-    <w:p>
-      <w:pPr>
-        <w:spacing w:after="0" w:before="40"/>
-      </w:pPr>
-      <w:r>
-        <w:rPr>
-          <w:b/>
-          <w:sz w:val="22"/>
-        </w:rPr>
-        <w:t>Answer: a</w:t>
-      </w:r>
-    </w:p>
-    <w:p>
-      <w:pPr>
-        <w:spacing w:after="0" w:before="0"/>
-      </w:pPr>
-      <w:r>
-        <w:rPr>
-          <w:b w:val="0"/>
-          <w:sz w:val="21"/>
-        </w:rPr>
-        <w:t>Solution: The head and neck are kept in neutral alignment (no flexion, extension or rotation) throughout the log-roll to prevent further cord injury.</w:t>
-      </w:r>
-    </w:p>
-    <w:p>
-      <w:pPr>
-        <w:spacing w:after="0" w:before="0"/>
-      </w:pPr>
-      <w:r>
-        <w:rPr>
-          <w:b w:val="0"/>
-          <w:sz w:val="20"/>
-        </w:rPr>
-        <w:t>Positive Marks: 1</w:t>
-      </w:r>
-    </w:p>
-    <w:p>
-      <w:pPr>
-        <w:spacing w:after="160" w:before="0"/>
-      </w:pPr>
-      <w:r>
-        <w:rPr>
-          <w:b w:val="0"/>
-          <w:sz w:val="20"/>
-        </w:rPr>
-        <w:t>Negative Marks: 0.25</w:t>
-      </w:r>
-    </w:p>
-    <w:p>
-      <w:pPr>
-        <w:spacing w:after="20" w:before="120"/>
-      </w:pPr>
-      <w:r>
-        <w:rPr>
-          <w:b/>
-          <w:sz w:val="22"/>
-        </w:rPr>
-        <w:t>Question: Which of the following vitamin deficiency leads to bleed gums?</w:t>
-      </w:r>
-    </w:p>
-    <w:p>
-      <w:pPr>
-        <w:spacing w:after="0" w:before="0"/>
-      </w:pPr>
-      <w:r>
-        <w:rPr>
-          <w:b w:val="0"/>
-          <w:sz w:val="22"/>
-        </w:rPr>
-        <w:t>(a) Vitamin K</w:t>
-      </w:r>
-    </w:p>
-    <w:p>
-      <w:pPr>
-        <w:spacing w:after="0" w:before="0"/>
-      </w:pPr>
-      <w:r>
-        <w:rPr>
-          <w:b w:val="0"/>
-          <w:sz w:val="22"/>
-        </w:rPr>
-        <w:t>(b) Vitamin A</w:t>
-      </w:r>
-    </w:p>
-    <w:p>
-      <w:pPr>
-        <w:spacing w:after="0" w:before="0"/>
-      </w:pPr>
-      <w:r>
-        <w:rPr>
-          <w:b w:val="0"/>
-          <w:sz w:val="22"/>
-        </w:rPr>
-        <w:t>(c) Vitamin B</w:t>
-      </w:r>
-    </w:p>
-    <w:p>
-      <w:pPr>
-        <w:spacing w:after="0" w:before="0"/>
-      </w:pPr>
-      <w:r>
-        <w:rPr>
-          <w:b w:val="0"/>
-          <w:sz w:val="22"/>
-        </w:rPr>
-        <w:t>(d) Vitamin C</w:t>
-      </w:r>
-    </w:p>
-    <w:p>
-      <w:pPr>
-        <w:spacing w:after="0" w:before="40"/>
-      </w:pPr>
-      <w:r>
-        <w:rPr>
-          <w:b/>
-          <w:sz w:val="22"/>
-        </w:rPr>
-        <w:t>Answer: d</w:t>
-      </w:r>
-    </w:p>
-    <w:p>
-      <w:pPr>
-        <w:spacing w:after="0" w:before="0"/>
-      </w:pPr>
-      <w:r>
-        <w:rPr>
-          <w:b w:val="0"/>
-          <w:sz w:val="21"/>
-        </w:rPr>
-        <w:t>Solution: Deficiency of Vitamin C can lead to bleeding gums. Vitamin C, also known as ascorbic acid, is essential for the synthesis of collagen, a protein that helps in maintaining the integrity of blood vessels. When there is a deficiency of Vitamin C, the blood vessels become weak and fragile, leading to bleeding gums. This condition is known as scurvy. "Harrison's Principles of Internal Medicine</w:t>
-      </w:r>
-    </w:p>
-    <w:p>
-      <w:pPr>
-        <w:spacing w:after="0" w:before="0"/>
-      </w:pPr>
-      <w:r>
-        <w:rPr>
-          <w:b w:val="0"/>
-          <w:sz w:val="20"/>
-        </w:rPr>
-        <w:t>Positive Marks: 1</w:t>
-      </w:r>
-    </w:p>
-    <w:p>
-      <w:pPr>
-        <w:spacing w:after="160" w:before="0"/>
-      </w:pPr>
-      <w:r>
-        <w:rPr>
-          <w:b w:val="0"/>
-          <w:sz w:val="20"/>
-        </w:rPr>
-        <w:t>Negative Marks: 0.25</w:t>
-      </w:r>
-    </w:p>
-    <w:p>
-      <w:pPr>
-        <w:spacing w:after="20" w:before="120"/>
-      </w:pPr>
-      <w:r>
-        <w:rPr>
-          <w:b/>
-          <w:sz w:val="22"/>
-        </w:rPr>
-        <w:t>Question: According to the Parkland formula, the fluid requirement in the first 24 hours for a burn patient is calculated as:</w:t>
-      </w:r>
-    </w:p>
-    <w:p>
-      <w:pPr>
-        <w:spacing w:after="0" w:before="0"/>
-      </w:pPr>
-      <w:r>
-        <w:rPr>
-          <w:b w:val="0"/>
-          <w:sz w:val="22"/>
-        </w:rPr>
-        <w:t>(a) 2 ml × %BSA × body weight (kg)</w:t>
-      </w:r>
-    </w:p>
-    <w:p>
-      <w:pPr>
-        <w:spacing w:after="0" w:before="0"/>
-      </w:pPr>
-      <w:r>
-        <w:rPr>
-          <w:b w:val="0"/>
-          <w:sz w:val="22"/>
-        </w:rPr>
-        <w:t>(b) 1 ml × %BSA × body weight (kg)</w:t>
-      </w:r>
-    </w:p>
-    <w:p>
-      <w:pPr>
-        <w:spacing w:after="0" w:before="0"/>
-      </w:pPr>
-      <w:r>
-        <w:rPr>
-          <w:b w:val="0"/>
-          <w:sz w:val="22"/>
-        </w:rPr>
-        <w:t>(c) 4 ml × %BSA × body weight (kg)</w:t>
-      </w:r>
-    </w:p>
-    <w:p>
-      <w:pPr>
-        <w:spacing w:after="0" w:before="0"/>
-      </w:pPr>
-      <w:r>
-        <w:rPr>
-          <w:b w:val="0"/>
-          <w:sz w:val="22"/>
-        </w:rPr>
-        <w:t>(d) 3 ml × %BSA × body weight (kg)</w:t>
-      </w:r>
-    </w:p>
-    <w:p>
-      <w:pPr>
-        <w:spacing w:after="0" w:before="40"/>
-      </w:pPr>
-      <w:r>
-        <w:rPr>
-          <w:b/>
-          <w:sz w:val="22"/>
-        </w:rPr>
-        <w:t>Answer: c</w:t>
-      </w:r>
-    </w:p>
-    <w:p>
-      <w:pPr>
-        <w:spacing w:after="0" w:before="0"/>
-      </w:pPr>
-      <w:r>
-        <w:rPr>
-          <w:b w:val="0"/>
-          <w:sz w:val="21"/>
-        </w:rPr>
-        <w:t>Solution: Parkland formula: 4 ml × % body surface area burned × body weight (kg) in the first 24 hours; half in the first 8 hours.</w:t>
-      </w:r>
-    </w:p>
-    <w:p>
-      <w:pPr>
-        <w:spacing w:after="0" w:before="0"/>
-      </w:pPr>
-      <w:r>
-        <w:rPr>
-          <w:b w:val="0"/>
-          <w:sz w:val="20"/>
-        </w:rPr>
-        <w:t>Positive Marks: 1</w:t>
-      </w:r>
-    </w:p>
-    <w:p>
-      <w:pPr>
-        <w:spacing w:after="160" w:before="0"/>
-      </w:pPr>
-      <w:r>
-        <w:rPr>
-          <w:b w:val="0"/>
-          <w:sz w:val="20"/>
-        </w:rPr>
-        <w:t>Negative Marks: 0.25</w:t>
-      </w:r>
-    </w:p>
-    <w:p>
-      <w:pPr>
-        <w:spacing w:after="20" w:before="120"/>
-      </w:pPr>
-      <w:r>
-        <w:rPr>
-          <w:b/>
-          <w:sz w:val="22"/>
-        </w:rPr>
-        <w:t>Question: What are the benefits of kangaroo mother care?</w:t>
-      </w:r>
-    </w:p>
-    <w:p>
-      <w:pPr>
-        <w:spacing w:after="0" w:before="0"/>
-      </w:pPr>
-      <w:r>
-        <w:rPr>
-          <w:b w:val="0"/>
-          <w:sz w:val="22"/>
-        </w:rPr>
-        <w:t>(a) It maintains temperature.</w:t>
-      </w:r>
-    </w:p>
-    <w:p>
-      <w:pPr>
-        <w:spacing w:after="0" w:before="0"/>
-      </w:pPr>
-      <w:r>
-        <w:rPr>
-          <w:b w:val="0"/>
-          <w:sz w:val="22"/>
-        </w:rPr>
-        <w:t>(b) It is helpful in breast feeding.</w:t>
-      </w:r>
-    </w:p>
-    <w:p>
-      <w:pPr>
-        <w:spacing w:after="0" w:before="0"/>
-      </w:pPr>
-      <w:r>
-        <w:rPr>
-          <w:b w:val="0"/>
-          <w:sz w:val="22"/>
-        </w:rPr>
-        <w:t>(c) It increases the affinity between mother and baby.</w:t>
-      </w:r>
-    </w:p>
-    <w:p>
-      <w:pPr>
-        <w:spacing w:after="0" w:before="0"/>
-      </w:pPr>
-      <w:r>
-        <w:rPr>
-          <w:b w:val="0"/>
-          <w:sz w:val="22"/>
-        </w:rPr>
-        <w:t>(d) All of the above</w:t>
-      </w:r>
-    </w:p>
-    <w:p>
-      <w:pPr>
-        <w:spacing w:after="0" w:before="40"/>
-      </w:pPr>
-      <w:r>
-        <w:rPr>
-          <w:b/>
-          <w:sz w:val="22"/>
-        </w:rPr>
-        <w:t>Answer: d</w:t>
-      </w:r>
-    </w:p>
-    <w:p>
-      <w:pPr>
-        <w:spacing w:after="0" w:before="0"/>
-      </w:pPr>
-      <w:r>
-        <w:rPr>
-          <w:b w:val="0"/>
-          <w:sz w:val="21"/>
-        </w:rPr>
-        <w:t>Solution: Kangaroo mother care maintains temperature, promotes breastfeeding and strengthens mother-infant bonding - all of the above.</w:t>
-      </w:r>
-    </w:p>
-    <w:p>
-      <w:pPr>
-        <w:spacing w:after="0" w:before="0"/>
-      </w:pPr>
-      <w:r>
-        <w:rPr>
-          <w:b w:val="0"/>
-          <w:sz w:val="20"/>
-        </w:rPr>
-        <w:t>Positive Marks: 1</w:t>
-      </w:r>
-    </w:p>
-    <w:p>
-      <w:pPr>
-        <w:spacing w:after="160" w:before="0"/>
-      </w:pPr>
-      <w:r>
-        <w:rPr>
-          <w:b w:val="0"/>
-          <w:sz w:val="20"/>
-        </w:rPr>
-        <w:t>Negative Marks: 0.25</w:t>
-      </w:r>
-    </w:p>
-    <w:p>
-      <w:pPr>
-        <w:spacing w:after="20" w:before="120"/>
-      </w:pPr>
-      <w:r>
-        <w:rPr>
-          <w:b/>
-          <w:sz w:val="22"/>
-        </w:rPr>
-        <w:t>Question: Following VP (Ventriculoperitoneal) shunt surgery in an infant with hydrocephalus, how does the nurse assess for increased ICP?</w:t>
-      </w:r>
-    </w:p>
-    <w:p>
-      <w:pPr>
-        <w:spacing w:after="0" w:before="0"/>
-      </w:pPr>
-      <w:r>
-        <w:rPr>
-          <w:b w:val="0"/>
-          <w:sz w:val="22"/>
-        </w:rPr>
-        <w:t>(a) Measure blood pressure</w:t>
-      </w:r>
-    </w:p>
-    <w:p>
-      <w:pPr>
-        <w:spacing w:after="0" w:before="0"/>
-      </w:pPr>
-      <w:r>
-        <w:rPr>
-          <w:b w:val="0"/>
-          <w:sz w:val="22"/>
-        </w:rPr>
-        <w:t>(b) Check urine output</w:t>
-      </w:r>
-    </w:p>
-    <w:p>
-      <w:pPr>
-        <w:spacing w:after="0" w:before="0"/>
-      </w:pPr>
-      <w:r>
-        <w:rPr>
-          <w:b w:val="0"/>
-          <w:sz w:val="22"/>
-        </w:rPr>
-        <w:t>(c) Assess respiratory rate</w:t>
-      </w:r>
-    </w:p>
-    <w:p>
-      <w:pPr>
-        <w:spacing w:after="0" w:before="0"/>
-      </w:pPr>
-      <w:r>
-        <w:rPr>
-          <w:b w:val="0"/>
-          <w:sz w:val="22"/>
-        </w:rPr>
-        <w:t>(d) Palpate anterior fontanelle for fullness/bulging</w:t>
-      </w:r>
-    </w:p>
-    <w:p>
-      <w:pPr>
-        <w:spacing w:after="0" w:before="40"/>
-      </w:pPr>
-      <w:r>
-        <w:rPr>
-          <w:b/>
-          <w:sz w:val="22"/>
-        </w:rPr>
-        <w:t>Answer: d</w:t>
-      </w:r>
-    </w:p>
-    <w:p>
-      <w:pPr>
-        <w:spacing w:after="0" w:before="0"/>
-      </w:pPr>
-      <w:r>
-        <w:rPr>
-          <w:b w:val="0"/>
-          <w:sz w:val="21"/>
-        </w:rPr>
-        <w:t>Solution: In infants, a tense, bulging anterior fontanelle is the primary physical sign of elevated intracranial pressure (ICP).</w:t>
-      </w:r>
-    </w:p>
-    <w:p>
-      <w:pPr>
-        <w:spacing w:after="0" w:before="0"/>
-      </w:pPr>
-      <w:r>
-        <w:rPr>
-          <w:b w:val="0"/>
-          <w:sz w:val="20"/>
-        </w:rPr>
-        <w:t>Positive Marks: 1</w:t>
-      </w:r>
-    </w:p>
-    <w:p>
-      <w:pPr>
-        <w:spacing w:after="160" w:before="0"/>
-      </w:pPr>
-      <w:r>
-        <w:rPr>
-          <w:b w:val="0"/>
-          <w:sz w:val="20"/>
-        </w:rPr>
-        <w:t>Negative Marks: 0.25</w:t>
-      </w:r>
-    </w:p>
-    <w:p>
-      <w:pPr>
-        <w:spacing w:after="20" w:before="120"/>
-      </w:pPr>
-      <w:r>
-        <w:rPr>
-          <w:b/>
-          <w:sz w:val="22"/>
-        </w:rPr>
-        <w:t>Question: Best described the asepsis of any surgical instrument?</w:t>
-      </w:r>
-    </w:p>
-    <w:p>
-      <w:pPr>
-        <w:spacing w:after="0" w:before="0"/>
-      </w:pPr>
-      <w:r>
-        <w:rPr>
-          <w:b w:val="0"/>
-          <w:sz w:val="22"/>
-        </w:rPr>
-        <w:t>(a) Mopping</w:t>
-      </w:r>
-    </w:p>
-    <w:p>
-      <w:pPr>
-        <w:spacing w:after="0" w:before="0"/>
-      </w:pPr>
-      <w:r>
-        <w:rPr>
-          <w:b w:val="0"/>
-          <w:sz w:val="22"/>
-        </w:rPr>
-        <w:t>(b) Scrubbing</w:t>
-      </w:r>
-    </w:p>
-    <w:p>
-      <w:pPr>
-        <w:spacing w:after="0" w:before="0"/>
-      </w:pPr>
-      <w:r>
-        <w:rPr>
-          <w:b w:val="0"/>
-          <w:sz w:val="22"/>
-        </w:rPr>
-        <w:t>(c) Sterilization</w:t>
-      </w:r>
-    </w:p>
-    <w:p>
-      <w:pPr>
-        <w:spacing w:after="0" w:before="0"/>
-      </w:pPr>
-      <w:r>
-        <w:rPr>
-          <w:b w:val="0"/>
-          <w:sz w:val="22"/>
-        </w:rPr>
-        <w:t>(d) Disinfection</w:t>
-      </w:r>
-    </w:p>
-    <w:p>
-      <w:pPr>
-        <w:spacing w:after="0" w:before="40"/>
-      </w:pPr>
-      <w:r>
-        <w:rPr>
-          <w:b/>
-          <w:sz w:val="22"/>
-        </w:rPr>
-        <w:t>Answer: c</w:t>
-      </w:r>
-    </w:p>
-    <w:p>
-      <w:pPr>
-        <w:spacing w:after="0" w:before="0"/>
-      </w:pPr>
-      <w:r>
-        <w:rPr>
-          <w:b w:val="0"/>
-          <w:sz w:val="21"/>
-        </w:rPr>
-        <w:t>Solution: The complete elimination of all microorganisms, including spores, is the best description of the term sterilization. Sterilization is the process of killing or removing all microorganisms, including bacteria, viruses, fungi, and spores. Sterilization can be achieved by various physical and chemical methods, such as heat, radiation, and chemical disinfectants.</w:t>
-      </w:r>
-    </w:p>
-    <w:p>
-      <w:pPr>
-        <w:spacing w:after="0" w:before="0"/>
-      </w:pPr>
-      <w:r>
-        <w:rPr>
-          <w:b w:val="0"/>
-          <w:sz w:val="20"/>
-        </w:rPr>
-        <w:t>Positive Marks: 1</w:t>
-      </w:r>
-    </w:p>
-    <w:p>
-      <w:pPr>
-        <w:spacing w:after="160" w:before="0"/>
-      </w:pPr>
-      <w:r>
-        <w:rPr>
-          <w:b w:val="0"/>
-          <w:sz w:val="20"/>
-        </w:rPr>
-        <w:t>Negative Marks: 0.25</w:t>
-      </w:r>
-    </w:p>
-    <w:p>
-      <w:pPr>
-        <w:spacing w:after="20" w:before="120"/>
-      </w:pPr>
-      <w:r>
-        <w:rPr>
-          <w:b/>
-          <w:sz w:val="22"/>
-        </w:rPr>
-        <w:t>Question: A patient presented to the psychiatry OPD with his relatives and complained of knee pain, stating that it was due to aliens interfering with his thoughts and controlling him. Which would be the possible diagnosis according to DSM-5 criteria?</w:t>
-      </w:r>
-    </w:p>
-    <w:p>
-      <w:pPr>
-        <w:spacing w:after="0" w:before="0"/>
-      </w:pPr>
-      <w:r>
-        <w:rPr>
-          <w:b w:val="0"/>
-          <w:sz w:val="22"/>
-        </w:rPr>
-        <w:t>(a) Delusion of control</w:t>
-      </w:r>
-    </w:p>
-    <w:p>
-      <w:pPr>
-        <w:spacing w:after="0" w:before="0"/>
-      </w:pPr>
-      <w:r>
-        <w:rPr>
-          <w:b w:val="0"/>
-          <w:sz w:val="22"/>
-        </w:rPr>
-        <w:t>(b) Somatic delusion</w:t>
-      </w:r>
-    </w:p>
-    <w:p>
-      <w:pPr>
-        <w:spacing w:after="0" w:before="0"/>
-      </w:pPr>
-      <w:r>
-        <w:rPr>
-          <w:b w:val="0"/>
-          <w:sz w:val="22"/>
-        </w:rPr>
-        <w:t>(c) Delusion of persuasion</w:t>
-      </w:r>
-    </w:p>
-    <w:p>
-      <w:pPr>
-        <w:spacing w:after="0" w:before="0"/>
-      </w:pPr>
-      <w:r>
-        <w:rPr>
-          <w:b w:val="0"/>
-          <w:sz w:val="22"/>
-        </w:rPr>
-        <w:t>(d) Delusion of grandiosity</w:t>
-      </w:r>
-    </w:p>
-    <w:p>
-      <w:pPr>
-        <w:spacing w:after="0" w:before="40"/>
-      </w:pPr>
-      <w:r>
-        <w:rPr>
-          <w:b/>
-          <w:sz w:val="22"/>
-        </w:rPr>
-        <w:t>Answer: a</w:t>
-      </w:r>
-    </w:p>
-    <w:p>
-      <w:pPr>
-        <w:spacing w:after="0" w:before="0"/>
-      </w:pPr>
-      <w:r>
-        <w:rPr>
-          <w:b w:val="0"/>
-          <w:sz w:val="21"/>
-        </w:rPr>
-        <w:t>Solution: The possible diagnosis for the patient's presentation is delusion of control, according to DSM-5 criteria. Delusion of control is a subtype of delusional disorder in which the individual has a false belief that external forces are controlling their thoughts or actions. This belief is not due to the effects of a substance or a medical condition and cannot be explained by another mental disorder. The delusions cause significant distress or impairment in social, occupational, or other important areas of functioning.</w:t>
-      </w:r>
-    </w:p>
-    <w:p>
-      <w:pPr>
-        <w:spacing w:after="0" w:before="0"/>
-      </w:pPr>
-      <w:r>
-        <w:rPr>
-          <w:b w:val="0"/>
-          <w:sz w:val="20"/>
-        </w:rPr>
-        <w:t>Positive Marks: 1</w:t>
-      </w:r>
-    </w:p>
-    <w:p>
-      <w:pPr>
-        <w:spacing w:after="160" w:before="0"/>
-      </w:pPr>
-      <w:r>
-        <w:rPr>
-          <w:b w:val="0"/>
-          <w:sz w:val="20"/>
-        </w:rPr>
-        <w:t>Negative Marks: 0.25</w:t>
-      </w:r>
-    </w:p>
-    <w:p>
-      <w:pPr>
-        <w:spacing w:after="20" w:before="120"/>
-      </w:pPr>
-      <w:r>
-        <w:rPr>
-          <w:b/>
-          <w:sz w:val="22"/>
-        </w:rPr>
-        <w:t>Question: What is the immediate action when a patient is found unresponsive without a pulse or breathing?</w:t>
-      </w:r>
-    </w:p>
-    <w:p>
-      <w:pPr>
-        <w:spacing w:after="0" w:before="0"/>
-      </w:pPr>
-      <w:r>
-        <w:rPr>
-          <w:b w:val="0"/>
-          <w:sz w:val="22"/>
-        </w:rPr>
-        <w:t>(a) Inform Physician</w:t>
-      </w:r>
-    </w:p>
-    <w:p>
-      <w:pPr>
-        <w:spacing w:after="0" w:before="0"/>
-      </w:pPr>
-      <w:r>
-        <w:rPr>
-          <w:b w:val="0"/>
-          <w:sz w:val="22"/>
-        </w:rPr>
-        <w:t>(b) Give 10-12 breaths then reassess</w:t>
-      </w:r>
-    </w:p>
-    <w:p>
-      <w:pPr>
-        <w:spacing w:after="0" w:before="0"/>
-      </w:pPr>
-      <w:r>
-        <w:rPr>
-          <w:b w:val="0"/>
-          <w:sz w:val="22"/>
-        </w:rPr>
-        <w:t>(c) Start CPR</w:t>
-      </w:r>
-    </w:p>
-    <w:p>
-      <w:pPr>
-        <w:spacing w:after="0" w:before="0"/>
-      </w:pPr>
-      <w:r>
-        <w:rPr>
-          <w:b w:val="0"/>
-          <w:sz w:val="22"/>
-        </w:rPr>
-        <w:t>(d) Give 20-22 breaths then assess for 2 minutes</w:t>
-      </w:r>
-    </w:p>
-    <w:p>
-      <w:pPr>
-        <w:spacing w:after="0" w:before="40"/>
-      </w:pPr>
-      <w:r>
-        <w:rPr>
-          <w:b/>
-          <w:sz w:val="22"/>
-        </w:rPr>
-        <w:t>Answer: c</w:t>
-      </w:r>
-    </w:p>
-    <w:p>
-      <w:pPr>
-        <w:spacing w:after="0" w:before="0"/>
-      </w:pPr>
-      <w:r>
-        <w:rPr>
-          <w:b w:val="0"/>
-          <w:sz w:val="21"/>
-        </w:rPr>
-        <w:t>Solution: The immediate action that should be taken when a patient is found unresponsive without a pulse or breathing is to start CPR (cardiopulmonary resuscitation) immediately. According to the American Heart Association (AHA), CPR is a series of lifesaving steps that should be initiated as soon as possible to help the victim until advanced medical care arrives. The steps include chest compressions, rescue breaths, and defibrillation (if available). Calling for emergency medical services should also be done at the same time as starting CPR. The AHA emphasizes that early and effective CPR can double or triple the chances of survival in cardiac arrest cases.</w:t>
-      </w:r>
-    </w:p>
-    <w:p>
-      <w:pPr>
-        <w:spacing w:after="0" w:before="0"/>
-      </w:pPr>
-      <w:r>
-        <w:rPr>
-          <w:b w:val="0"/>
-          <w:sz w:val="20"/>
-        </w:rPr>
-        <w:t>Positive Marks: 1</w:t>
-      </w:r>
-    </w:p>
-    <w:p>
-      <w:pPr>
-        <w:spacing w:after="160" w:before="0"/>
-      </w:pPr>
-      <w:r>
-        <w:rPr>
-          <w:b w:val="0"/>
-          <w:sz w:val="20"/>
-        </w:rPr>
-        <w:t>Negative Marks: 0.25</w:t>
+      <w:r>
+        <w:t xml:space="preserve">Question: The normal serum glutamic-oxaloacetic transaminase (SGOT/AST) level is approximately:</w:t>
+      </w:r>
+    </w:p>
+    <w:p>
+      <w:r>
+        <w:t xml:space="preserve">(a) 8–48 U/L</w:t>
+      </w:r>
+    </w:p>
+    <w:p>
+      <w:r>
+        <w:t xml:space="preserve">(b) 100–200 U/L</w:t>
+      </w:r>
+    </w:p>
+    <w:p>
+      <w:r>
+        <w:t xml:space="preserve">(c) 500–800 U/L</w:t>
+      </w:r>
+    </w:p>
+    <w:p>
+      <w:r>
+        <w:t xml:space="preserve">(d) 1,000–2,000 U/L</w:t>
+      </w:r>
+    </w:p>
+    <w:p>
+      <w:r>
+        <w:t xml:space="preserve">Answer: a</w:t>
+      </w:r>
+    </w:p>
+    <w:p>
+      <w:r>
+        <w:t xml:space="preserve">Solution: ✅ Correct Answer: (a) 8–48 U/L</w:t>
+      </w:r>
+    </w:p>
+    <w:p>
+      <w:r>
+        <w:t xml:space="preserve">🧠 Clinical Rationale: AST (SGOT) is normally 8–48 U/L. It is found in the liver, heart, muscle, and kidney — so it rises in hepatitis, MI, and muscle injury (less liver-specific than ALT). The AST:ALT ratio (&gt;2) suggests alcoholic liver disease.</w:t>
+      </w:r>
+    </w:p>
+    <w:p>
+      <w:r>
+        <w:t xml:space="preserve">🔍 Key Clues: "Normal SGOT/AST" → anchor 8–48 U/L.</w:t>
+      </w:r>
+    </w:p>
+    <w:p>
+      <w:r>
+        <w:t xml:space="preserve">❌ Why Not Other Options?</w:t>
+      </w:r>
+    </w:p>
+    <w:p>
+      <w:r>
+        <w:t xml:space="preserve">(b) — 100–200 U/L indicates active liver/muscle injury.</w:t>
+      </w:r>
+    </w:p>
+    <w:p>
+      <w:r>
+        <w:t xml:space="preserve">(c) — 500–800 U/L reflects acute hepatitis.</w:t>
+      </w:r>
+    </w:p>
+    <w:p>
+      <w:r>
+        <w:t xml:space="preserve">(d) — 1,000–2,000 U/L signals massive hepatocellular necrosis.</w:t>
+      </w:r>
+    </w:p>
+    <w:p>
+      <w:r>
+        <w:t xml:space="preserve">⚠️ Exam Trap: AST is less specific than ALT (also in heart/muscle) — the AST:ALT ratio &gt;2 in alcoholic liver disease is the extra fact exams test.</w:t>
+      </w:r>
+    </w:p>
+    <w:p>
+      <w:r>
+        <w:t xml:space="preserve">💎 PNC Pearl: "AST in liver, heart, and muscle — ALT is the liver specialist." Normal AST 8–48 U/L.</w:t>
+      </w:r>
+    </w:p>
+    <w:p>
+      <w:r>
+        <w:t xml:space="preserve">📌 Concept Extension: In MI, AST rises with CK-MB and troponin — nowadays troponin has replaced AST for cardiac diagnosis.</w:t>
+      </w:r>
+    </w:p>
+    <w:p>
+      <w:r>
+        <w:t xml:space="preserve">Positive Marks: 1</w:t>
+      </w:r>
+    </w:p>
+    <w:p>
+      <w:r>
+        <w:t xml:space="preserve">Negative Marks: 0.25</w:t>
+      </w:r>
+    </w:p>
+    <w:p>
+      <w:r>
+        <w:t xml:space="preserve"/>
+      </w:r>
+    </w:p>
+    <w:p>
+      <w:r>
+        <w:t xml:space="preserve">Question: The nurse is changing a patient's bed while the patient is in it. Which principle is correct?</w:t>
+      </w:r>
+    </w:p>
+    <w:p>
+      <w:r>
+        <w:t xml:space="preserve">(a) Keep the side rail up on the opposite side</w:t>
+      </w:r>
+    </w:p>
+    <w:p>
+      <w:r>
+        <w:t xml:space="preserve">(b) Work with the side rail down on both sides</w:t>
+      </w:r>
+    </w:p>
+    <w:p>
+      <w:r>
+        <w:t xml:space="preserve">(c) Leave the patient unattended</w:t>
+      </w:r>
+    </w:p>
+    <w:p>
+      <w:r>
+        <w:t xml:space="preserve">(d) Shake the dirty linen</w:t>
+      </w:r>
+    </w:p>
+    <w:p>
+      <w:r>
+        <w:t xml:space="preserve">Answer: a</w:t>
+      </w:r>
+    </w:p>
+    <w:p>
+      <w:r>
+        <w:t xml:space="preserve">Solution: ✅ Correct Answer: (a) Keep the side rail up on the opposite side</w:t>
+      </w:r>
+    </w:p>
+    <w:p>
+      <w:r>
+        <w:t xml:space="preserve">🧠 Clinical Rationale: When making an OCCUPIED bed, the far side rail stays UP to prevent the patient from rolling off while the nurse works on the near side. Dirty linen is ROLLED inward and bagged (never shaken — shaking disperses microorganisms), and the patient is log-rolled/repositioned safely.</w:t>
+      </w:r>
+    </w:p>
+    <w:p>
+      <w:r>
+        <w:t xml:space="preserve">🔍 Key Clues: "Bed change while patient is in it" → safety: far side rail up, never shake linen.</w:t>
+      </w:r>
+    </w:p>
+    <w:p>
+      <w:r>
+        <w:t xml:space="preserve">❌ Why Not Other Options?</w:t>
+      </w:r>
+    </w:p>
+    <w:p>
+      <w:r>
+        <w:t xml:space="preserve">(b) — Lowering both rails while working exposes the patient to falls.</w:t>
+      </w:r>
+    </w:p>
+    <w:p>
+      <w:r>
+        <w:t xml:space="preserve">(c) — Never leave the patient unattended during an occupied bed change.</w:t>
+      </w:r>
+    </w:p>
+    <w:p>
+      <w:r>
+        <w:t xml:space="preserve">(d) — Shaking dirty linen aerosolizes pathogens into the room.</w:t>
+      </w:r>
+    </w:p>
+    <w:p>
+      <w:r>
+        <w:t xml:space="preserve">⚠️ Exam Trap: "Never shake dirty linen" is a direct infection-control question — soiled linen is rolled and bagged at the bedside.</w:t>
+      </w:r>
+    </w:p>
+    <w:p>
+      <w:r>
+        <w:t xml:space="preserve">💎 PNC Pearl: Occupied bed change: far rail up, work near side, roll linen away from the patient, keep the patient covered.</w:t>
+      </w:r>
+    </w:p>
+    <w:p>
+      <w:r>
+        <w:t xml:space="preserve">📌 Concept Extension: Linen should be handled minimally and held away from the uniform to prevent cross-contamination.</w:t>
+      </w:r>
+    </w:p>
+    <w:p>
+      <w:r>
+        <w:t xml:space="preserve">Positive Marks: 1</w:t>
+      </w:r>
+    </w:p>
+    <w:p>
+      <w:r>
+        <w:t xml:space="preserve">Negative Marks: 0.25</w:t>
+      </w:r>
+    </w:p>
+    <w:p>
+      <w:r>
+        <w:t xml:space="preserve"/>
+      </w:r>
+    </w:p>
+    <w:p>
+      <w:r>
+        <w:t xml:space="preserve">Question: A patient with chronic renal failure is being started on dialysis. The nurse should explain that hemodialysis:</w:t>
+      </w:r>
+    </w:p>
+    <w:p>
+      <w:r>
+        <w:t xml:space="preserve">(a) Removes waste products and excess fluid from the blood using a machine</w:t>
+      </w:r>
+    </w:p>
+    <w:p>
+      <w:r>
+        <w:t xml:space="preserve">(b) Is a one-time treatment</w:t>
+      </w:r>
+    </w:p>
+    <w:p>
+      <w:r>
+        <w:t xml:space="preserve">(c) Cures kidney disease</w:t>
+      </w:r>
+    </w:p>
+    <w:p>
+      <w:r>
+        <w:t xml:space="preserve">(d) Replaces the need for all medications</w:t>
+      </w:r>
+    </w:p>
+    <w:p>
+      <w:r>
+        <w:t xml:space="preserve">Answer: a</w:t>
+      </w:r>
+    </w:p>
+    <w:p>
+      <w:r>
+        <w:t xml:space="preserve">Solution: ✅ Correct Answer: (a) Removes waste products and excess fluid from the blood using a machine</w:t>
+      </w:r>
+    </w:p>
+    <w:p>
+      <w:r>
+        <w:t xml:space="preserve">🧠 Clinical Rationale: Hemodialysis pumps blood through a dialyzer (artificial kidney) — removing urea, creatinine, and excess fluid, and correcting electrolytes and acid-base. It is a CHRONIC treatment (typically 3×/week, ~4 hours), NOT a cure for kidney failure.</w:t>
+      </w:r>
+    </w:p>
+    <w:p>
+      <w:r>
+        <w:t xml:space="preserve">🔍 Key Clues: "Hemodialysis" → machine filtration of waste + fluid — a maintenance therapy.</w:t>
+      </w:r>
+    </w:p>
+    <w:p>
+      <w:r>
+        <w:t xml:space="preserve">❌ Why Not Other Options?</w:t>
+      </w:r>
+    </w:p>
+    <w:p>
+      <w:r>
+        <w:t xml:space="preserve">(b) — Dialysis is ongoing — one treatment cannot sustain a failing kidney.</w:t>
+      </w:r>
+    </w:p>
+    <w:p>
+      <w:r>
+        <w:t xml:space="preserve">(c) — Dialysis replaces kidney function; only transplantation is a "cure."</w:t>
+      </w:r>
+    </w:p>
+    <w:p>
+      <w:r>
+        <w:t xml:space="preserve">(d) — Dialysis does not replace medications (erythropoietin, phosphate binders, antihypertensives continue).</w:t>
+      </w:r>
+    </w:p>
+    <w:p>
+      <w:r>
+        <w:t xml:space="preserve">⚠️ Exam Trap: "Dialysis = replacement, not cure" is the tested concept — transplantation is the definitive treatment.</w:t>
+      </w:r>
+    </w:p>
+    <w:p>
+      <w:r>
+        <w:t xml:space="preserve">💎 PNC Pearl: Hemodialysis 3×/week via AV fistula; peritoneal dialysis can be done at home.</w:t>
+      </w:r>
+    </w:p>
+    <w:p>
+      <w:r>
+        <w:t xml:space="preserve">📌 Concept Extension: Protect the AV fistula: no BP cuff/needles/constriction on that arm; palpate for thrill/bruit.</w:t>
+      </w:r>
+    </w:p>
+    <w:p>
+      <w:r>
+        <w:t xml:space="preserve">Positive Marks: 1</w:t>
+      </w:r>
+    </w:p>
+    <w:p>
+      <w:r>
+        <w:t xml:space="preserve">Negative Marks: 0.25</w:t>
+      </w:r>
+    </w:p>
+    <w:p>
+      <w:r>
+        <w:t xml:space="preserve"/>
+      </w:r>
+    </w:p>
+    <w:p>
+      <w:r>
+        <w:t xml:space="preserve">Question: A patient at 40 weeks of gestation is in the second stage of labor. The fetal head is crowning. The nurse should:</w:t>
+      </w:r>
+    </w:p>
+    <w:p>
+      <w:r>
+        <w:t xml:space="preserve">(a) Support the perineum and guide the head through delivery</w:t>
+      </w:r>
+    </w:p>
+    <w:p>
+      <w:r>
+        <w:t xml:space="preserve">(b) Pull the head forcefully</w:t>
+      </w:r>
+    </w:p>
+    <w:p>
+      <w:r>
+        <w:t xml:space="preserve">(c) Push on the fundus</w:t>
+      </w:r>
+    </w:p>
+    <w:p>
+      <w:r>
+        <w:t xml:space="preserve">(d) Leave the patient alone</w:t>
+      </w:r>
+    </w:p>
+    <w:p>
+      <w:r>
+        <w:t xml:space="preserve">Answer: a</w:t>
+      </w:r>
+    </w:p>
+    <w:p>
+      <w:r>
+        <w:t xml:space="preserve">Solution: ✅ Correct Answer: (a) Support the perineum and guide the head through delivery</w:t>
+      </w:r>
+    </w:p>
+    <w:p>
+      <w:r>
+        <w:t xml:space="preserve">🧠 Clinical Rationale: At crowning, the nurse SUPPORTS the perineum (reducing tears) and GUIDES the head through slow, controlled delivery — coaching the mother to PANT rather than push forcefully so the head emerges gradually. The FHR is monitored and delivery equipment is ready.</w:t>
+      </w:r>
+    </w:p>
+    <w:p>
+      <w:r>
+        <w:t xml:space="preserve">🔍 Key Clues: "Crowning" + "second stage" → perineal support + slow guided delivery.</w:t>
+      </w:r>
+    </w:p>
+    <w:p>
+      <w:r>
+        <w:t xml:space="preserve">❌ Why Not Other Options?</w:t>
+      </w:r>
+    </w:p>
+    <w:p>
+      <w:r>
+        <w:t xml:space="preserve">(b) — Forceful pulling on the head risks injury to the fetal neck/brachial plexus.</w:t>
+      </w:r>
+    </w:p>
+    <w:p>
+      <w:r>
+        <w:t xml:space="preserve">(c) — Fundal pressure is not applied routinely and can cause uterine rupture/placental harm.</w:t>
+      </w:r>
+    </w:p>
+    <w:p>
+      <w:r>
+        <w:t xml:space="preserve">(d) — Leaving the patient at crowning is dangerous — birth is imminent.</w:t>
+      </w:r>
+    </w:p>
+    <w:p>
+      <w:r>
+        <w:t xml:space="preserve">⚠️ Exam Trap: "Pant, don't push at crowning" prevents rapid expulsion and perineal tears — a favorite coaching point.</w:t>
+      </w:r>
+    </w:p>
+    <w:p>
+      <w:r>
+        <w:t xml:space="preserve">💎 PNC Pearl: Crowning: support perineum, gentle flexion of the head, panting breaths, slow controlled delivery.</w:t>
+      </w:r>
+    </w:p>
+    <w:p>
+      <w:r>
+        <w:t xml:space="preserve">📌 Concept Extension: After the head delivers, check for nuchal cord and suction the airway before the shoulders deliver.</w:t>
+      </w:r>
+    </w:p>
+    <w:p>
+      <w:r>
+        <w:t xml:space="preserve">Positive Marks: 1</w:t>
+      </w:r>
+    </w:p>
+    <w:p>
+      <w:r>
+        <w:t xml:space="preserve">Negative Marks: 0.25</w:t>
+      </w:r>
+    </w:p>
+    <w:p>
+      <w:r>
+        <w:t xml:space="preserve"/>
+      </w:r>
+    </w:p>
+    <w:p>
+      <w:r>
+        <w:t xml:space="preserve">Question: A 6-month-old infant is being weaned. Which food is appropriate to introduce first?</w:t>
+      </w:r>
+    </w:p>
+    <w:p>
+      <w:r>
+        <w:t xml:space="preserve">(a) Iron-fortified cereal or dal paste (mashed)</w:t>
+      </w:r>
+    </w:p>
+    <w:p>
+      <w:r>
+        <w:t xml:space="preserve">(b) Whole nuts</w:t>
+      </w:r>
+    </w:p>
+    <w:p>
+      <w:r>
+        <w:t xml:space="preserve">(c) Honey</w:t>
+      </w:r>
+    </w:p>
+    <w:p>
+      <w:r>
+        <w:t xml:space="preserve">(d) Cow's milk as a main feed</w:t>
+      </w:r>
+    </w:p>
+    <w:p>
+      <w:r>
+        <w:t xml:space="preserve">Answer: a</w:t>
+      </w:r>
+    </w:p>
+    <w:p>
+      <w:r>
+        <w:t xml:space="preserve">Solution: ✅ Correct Answer: (a) Iron-fortified cereal or dal paste (mashed)</w:t>
+      </w:r>
+    </w:p>
+    <w:p>
+      <w:r>
+        <w:t xml:space="preserve">🧠 Clinical Rationale: Complementary feeding starts at 6 months with IRON-FORTIFIED cereals and mashed, energy-dense foods (dal, vegetables, fruits) — breast milk alone no longer meets iron needs after 6 months. Foods are introduced one at a time, starting with small amounts.</w:t>
+      </w:r>
+    </w:p>
+    <w:p>
+      <w:r>
+        <w:t xml:space="preserve">🔍 Key Clues: "6-month-old... weaned... first food" → iron-rich, soft, single-ingredient foods.</w:t>
+      </w:r>
+    </w:p>
+    <w:p>
+      <w:r>
+        <w:t xml:space="preserve">❌ Why Not Other Options?</w:t>
+      </w:r>
+    </w:p>
+    <w:p>
+      <w:r>
+        <w:t xml:space="preserve">(b) — Whole nuts are a choking hazard under 4–5 years.</w:t>
+      </w:r>
+    </w:p>
+    <w:p>
+      <w:r>
+        <w:t xml:space="preserve">(c) — Honey is avoided before 1 YEAR — infant botulism risk.</w:t>
+      </w:r>
+    </w:p>
+    <w:p>
+      <w:r>
+        <w:t xml:space="preserve">(d) — Cow's milk as a MAIN drink is avoided before 1 year (iron deficiency, renal solute load).</w:t>
+      </w:r>
+    </w:p>
+    <w:p>
+      <w:r>
+        <w:t xml:space="preserve">⚠️ Exam Trap: "No honey under 1 year, no cow's milk as main drink under 1 year" — the two infant-feeding prohibitions are direct exam facts.</w:t>
+      </w:r>
+    </w:p>
+    <w:p>
+      <w:r>
+        <w:t xml:space="preserve">💎 PNC Pearl: Weaning at 6 months: iron-fortified cereal/dal first, one new food at a time, continue breastfeeding.</w:t>
+      </w:r>
+    </w:p>
+    <w:p>
+      <w:r>
+        <w:t xml:space="preserve">📌 Concept Extension: Introduce allergenic foods (egg, peanut) early (around 6 months) — delayed introduction may INCREASE allergy risk.</w:t>
+      </w:r>
+    </w:p>
+    <w:p>
+      <w:r>
+        <w:t xml:space="preserve">Positive Marks: 1</w:t>
+      </w:r>
+    </w:p>
+    <w:p>
+      <w:r>
+        <w:t xml:space="preserve">Negative Marks: 0.25</w:t>
+      </w:r>
+    </w:p>
+    <w:p>
+      <w:r>
+        <w:t xml:space="preserve"/>
+      </w:r>
+    </w:p>
+    <w:p>
+      <w:r>
+        <w:t xml:space="preserve">Question: A patient with schizophrenia is experiencing a relapse after stopping medication. Which factor most commonly contributes to relapse?</w:t>
+      </w:r>
+    </w:p>
+    <w:p>
+      <w:r>
+        <w:t xml:space="preserve">(a) Medication non-adherence</w:t>
+      </w:r>
+    </w:p>
+    <w:p>
+      <w:r>
+        <w:t xml:space="preserve">(b) Diet</w:t>
+      </w:r>
+    </w:p>
+    <w:p>
+      <w:r>
+        <w:t xml:space="preserve">(c) Weather</w:t>
+      </w:r>
+    </w:p>
+    <w:p>
+      <w:r>
+        <w:t xml:space="preserve">(d) Exercise</w:t>
+      </w:r>
+    </w:p>
+    <w:p>
+      <w:r>
+        <w:t xml:space="preserve">Answer: a</w:t>
+      </w:r>
+    </w:p>
+    <w:p>
+      <w:r>
+        <w:t xml:space="preserve">Solution: ✅ Correct Answer: (a) Medication non-adherence</w:t>
+      </w:r>
+    </w:p>
+    <w:p>
+      <w:r>
+        <w:t xml:space="preserve">🧠 Clinical Rationale: Non-adherence to antipsychotics is the SINGLE most common cause of relapse in schizophrenia — up to 50% of patients discontinue medication within a year. The nurse explores barriers (side effects, insight, cost), provides psychoeducation, involves the family, and considers long-acting injectables.</w:t>
+      </w:r>
+    </w:p>
+    <w:p>
+      <w:r>
+        <w:t xml:space="preserve">🔍 Key Clues: "Relapse after stopping medication" → the stem itself names the cause: non-adherence.</w:t>
+      </w:r>
+    </w:p>
+    <w:p>
+      <w:r>
+        <w:t xml:space="preserve">❌ Why Not Other Options?</w:t>
+      </w:r>
+    </w:p>
+    <w:p>
+      <w:r>
+        <w:t xml:space="preserve">(b) — Diet has no established role in schizophrenic relapse.</w:t>
+      </w:r>
+    </w:p>
+    <w:p>
+      <w:r>
+        <w:t xml:space="preserve">(c) — Weather is not a relapse factor.</w:t>
+      </w:r>
+    </w:p>
+    <w:p>
+      <w:r>
+        <w:t xml:space="preserve">(d) — Exercise is not a cause of relapse (it is generally beneficial).</w:t>
+      </w:r>
+    </w:p>
+    <w:p>
+      <w:r>
+        <w:t xml:space="preserve">⚠️ Exam Trap: When the stem says "after stopping medication," the cause is non-adherence — the answer is already in the question.</w:t>
+      </w:r>
+    </w:p>
+    <w:p>
+      <w:r>
+        <w:t xml:space="preserve">💎 PNC Pearl: Long-acting injectable antipsychotics are used precisely when adherence is unreliable.</w:t>
+      </w:r>
+    </w:p>
+    <w:p>
+      <w:r>
+        <w:t xml:space="preserve">📌 Concept Extension: Early warning signs of relapse: sleep disturbance, social withdrawal, suspiciousness — teach the family to act early.</w:t>
+      </w:r>
+    </w:p>
+    <w:p>
+      <w:r>
+        <w:t xml:space="preserve">Positive Marks: 1</w:t>
+      </w:r>
+    </w:p>
+    <w:p>
+      <w:r>
+        <w:t xml:space="preserve">Negative Marks: 0.25</w:t>
+      </w:r>
+    </w:p>
+    <w:p>
+      <w:r>
+        <w:t xml:space="preserve"/>
+      </w:r>
+    </w:p>
+    <w:p>
+      <w:r>
+        <w:t xml:space="preserve">Question: The "Pradhan Mantri Kaushal Vikas Yojana" (PMKVY) provides:</w:t>
+      </w:r>
+    </w:p>
+    <w:p>
+      <w:r>
+        <w:t xml:space="preserve">(a) Skill training with certification for youth</w:t>
+      </w:r>
+    </w:p>
+    <w:p>
+      <w:r>
+        <w:t xml:space="preserve">(b) Free health checkups</w:t>
+      </w:r>
+    </w:p>
+    <w:p>
+      <w:r>
+        <w:t xml:space="preserve">(c) Housing loans</w:t>
+      </w:r>
+    </w:p>
+    <w:p>
+      <w:r>
+        <w:t xml:space="preserve">(d) Agricultural subsidies</w:t>
+      </w:r>
+    </w:p>
+    <w:p>
+      <w:r>
+        <w:t xml:space="preserve">Answer: a</w:t>
+      </w:r>
+    </w:p>
+    <w:p>
+      <w:r>
+        <w:t xml:space="preserve">Solution: ✅ Correct Answer: (a) Skill training with certification for youth</w:t>
+      </w:r>
+    </w:p>
+    <w:p>
+      <w:r>
+        <w:t xml:space="preserve">🧠 Clinical Rationale: PMKVY is the flagship scheme of Skill India — providing short-term skill training with RECOGNIZED CERTIFICATION and placement support to Indian youth, plus monetary rewards for certified candidates.</w:t>
+      </w:r>
+    </w:p>
+    <w:p>
+      <w:r>
+        <w:t xml:space="preserve">🔍 Key Clues: "Kaushal" = skill → skill training + certification.</w:t>
+      </w:r>
+    </w:p>
+    <w:p>
+      <w:r>
+        <w:t xml:space="preserve">❌ Why Not Other Options?</w:t>
+      </w:r>
+    </w:p>
+    <w:p>
+      <w:r>
+        <w:t xml:space="preserve">(b) — Health checkups are not PMKVY's mandate.</w:t>
+      </w:r>
+    </w:p>
+    <w:p>
+      <w:r>
+        <w:t xml:space="preserve">(c) — Housing loans are PMAY.</w:t>
+      </w:r>
+    </w:p>
+    <w:p>
+      <w:r>
+        <w:t xml:space="preserve">(d) — Agricultural subsidies are separate schemes.</w:t>
+      </w:r>
+    </w:p>
+    <w:p>
+      <w:r>
+        <w:t xml:space="preserve">⚠️ Exam Trap: Kaushal = skill; Awas = housing; Bima = insurance — the Hindi keyword decodes the scheme.</w:t>
+      </w:r>
+    </w:p>
+    <w:p>
+      <w:r>
+        <w:t xml:space="preserve">💎 PNC Pearl: PMKVY = skill training + certification + placement support for youth (Skill India flagship).</w:t>
+      </w:r>
+    </w:p>
+    <w:p>
+      <w:r>
+        <w:t xml:space="preserve">📌 Concept Extension: PMKVY 3.0 aligns courses with the National Skills Qualification Framework.</w:t>
+      </w:r>
+    </w:p>
+    <w:p>
+      <w:r>
+        <w:t xml:space="preserve">Positive Marks: 1</w:t>
+      </w:r>
+    </w:p>
+    <w:p>
+      <w:r>
+        <w:t xml:space="preserve">Negative Marks: 0.25</w:t>
+      </w:r>
+    </w:p>
+    <w:p>
+      <w:r>
+        <w:t xml:space="preserve"/>
+      </w:r>
+    </w:p>
+    <w:p>
+      <w:r>
+        <w:t xml:space="preserve">Question: The nurse is to administer 20 mg of a medication. The vial contains 5 mg/mL. The volume to give is:</w:t>
+      </w:r>
+    </w:p>
+    <w:p>
+      <w:r>
+        <w:t xml:space="preserve">(a) 1 mL</w:t>
+      </w:r>
+    </w:p>
+    <w:p>
+      <w:r>
+        <w:t xml:space="preserve">(b) 2 mL</w:t>
+      </w:r>
+    </w:p>
+    <w:p>
+      <w:r>
+        <w:t xml:space="preserve">(c) 3 mL</w:t>
+      </w:r>
+    </w:p>
+    <w:p>
+      <w:r>
+        <w:t xml:space="preserve">(d) 4 mL</w:t>
+      </w:r>
+    </w:p>
+    <w:p>
+      <w:r>
+        <w:t xml:space="preserve">Answer: d</w:t>
+      </w:r>
+    </w:p>
+    <w:p>
+      <w:r>
+        <w:t xml:space="preserve">Solution: ✅ Correct Answer: (d) 4 mL</w:t>
+      </w:r>
+    </w:p>
+    <w:p>
+      <w:r>
+        <w:t xml:space="preserve">🧠 Clinical Rationale: Volume = Desired ÷ Concentration = 20 mg ÷ 5 mg/mL = 4 mL. Check: 4 × 5 = 20 mg ✓.</w:t>
+      </w:r>
+    </w:p>
+    <w:p>
+      <w:r>
+        <w:t xml:space="preserve">🔍 Key Clues: "20 mg" + "5 mg/mL" → divide dose by concentration.</w:t>
+      </w:r>
+    </w:p>
+    <w:p>
+      <w:r>
+        <w:t xml:space="preserve">❌ Why Not Other Options?</w:t>
+      </w:r>
+    </w:p>
+    <w:p>
+      <w:r>
+        <w:t xml:space="preserve">(a) — 1 mL delivers 5 mg — a quarter dose.</w:t>
+      </w:r>
+    </w:p>
+    <w:p>
+      <w:r>
+        <w:t xml:space="preserve">(b) — 2 mL delivers 10 mg — half the dose.</w:t>
+      </w:r>
+    </w:p>
+    <w:p>
+      <w:r>
+        <w:t xml:space="preserve">(c) — 3 mL delivers 15 mg — short of 20 mg.</w:t>
+      </w:r>
+    </w:p>
+    <w:p>
+      <w:r>
+        <w:t xml:space="preserve">⚠️ Exam Trap: 20 ÷ 5 = 4 — the math is simple; verify by multiplication.</w:t>
+      </w:r>
+    </w:p>
+    <w:p>
+      <w:r>
+        <w:t xml:space="preserve">💎 PNC Pearl: D ÷ H = volume; self-check: volume × concentration = dose.</w:t>
+      </w:r>
+    </w:p>
+    <w:p>
+      <w:r>
+        <w:t xml:space="preserve">📌 Concept Extension: Larger volumes may need a larger syringe — choose the smallest syringe that holds the volume for accuracy.</w:t>
+      </w:r>
+    </w:p>
+    <w:p>
+      <w:r>
+        <w:t xml:space="preserve">Positive Marks: 1</w:t>
+      </w:r>
+    </w:p>
+    <w:p>
+      <w:r>
+        <w:t xml:space="preserve">Negative Marks: 0.25</w:t>
+      </w:r>
+    </w:p>
+    <w:p>
+      <w:r>
+        <w:t xml:space="preserve"/>
+      </w:r>
+    </w:p>
+    <w:p>
+      <w:r>
+        <w:t xml:space="preserve">Question: The primary function of the small intestine is:</w:t>
+      </w:r>
+    </w:p>
+    <w:p>
+      <w:r>
+        <w:t xml:space="preserve">(a) Absorption of nutrients</w:t>
+      </w:r>
+    </w:p>
+    <w:p>
+      <w:r>
+        <w:t xml:space="preserve">(b) Storage of feces</w:t>
+      </w:r>
+    </w:p>
+    <w:p>
+      <w:r>
+        <w:t xml:space="preserve">(c) Secretion of bile</w:t>
+      </w:r>
+    </w:p>
+    <w:p>
+      <w:r>
+        <w:t xml:space="preserve">(d) Filtering blood</w:t>
+      </w:r>
+    </w:p>
+    <w:p>
+      <w:r>
+        <w:t xml:space="preserve">Answer: a</w:t>
+      </w:r>
+    </w:p>
+    <w:p>
+      <w:r>
+        <w:t xml:space="preserve">Solution: ✅ Correct Answer: (a) Absorption of nutrients</w:t>
+      </w:r>
+    </w:p>
+    <w:p>
+      <w:r>
+        <w:t xml:space="preserve">🧠 Clinical Rationale: The small intestine (duodenum, jejunum, ileum) is where MOST digestion and absorption occurs — carbohydrates, proteins, fats, vitamins, and minerals are absorbed through villi and microvilli. The large intestine absorbs water and stores feces.</w:t>
+      </w:r>
+    </w:p>
+    <w:p>
+      <w:r>
+        <w:t xml:space="preserve">🔍 Key Clues: "Primary function of the small intestine" → absorption of nutrients.</w:t>
+      </w:r>
+    </w:p>
+    <w:p>
+      <w:r>
+        <w:t xml:space="preserve">❌ Why Not Other Options?</w:t>
+      </w:r>
+    </w:p>
+    <w:p>
+      <w:r>
+        <w:t xml:space="preserve">(b) — Storing feces is the LARGE intestine's function.</w:t>
+      </w:r>
+    </w:p>
+    <w:p>
+      <w:r>
+        <w:t xml:space="preserve">(c) — The LIVER secretes bile (stored in the gallbladder).</w:t>
+      </w:r>
+    </w:p>
+    <w:p>
+      <w:r>
+        <w:t xml:space="preserve">(d) — The KIDNEYS filter blood.</w:t>
+      </w:r>
+    </w:p>
+    <w:p>
+      <w:r>
+        <w:t xml:space="preserve">⚠️ Exam Trap: Small vs large intestine functions: small = absorption; large = water absorption + feces storage. The swap is the trap.</w:t>
+      </w:r>
+    </w:p>
+    <w:p>
+      <w:r>
+        <w:t xml:space="preserve">💎 PNC Pearl: "Small intestine absorbs the good stuff; large intestine absorbs water and makes stool."</w:t>
+      </w:r>
+    </w:p>
+    <w:p>
+      <w:r>
+        <w:t xml:space="preserve">📌 Concept Extension: The ileum absorbs vitamin B12 and bile acids — resection causes B12 deficiency (pernicious anemia).</w:t>
+      </w:r>
+    </w:p>
+    <w:p>
+      <w:r>
+        <w:t xml:space="preserve">Positive Marks: 1</w:t>
+      </w:r>
+    </w:p>
+    <w:p>
+      <w:r>
+        <w:t xml:space="preserve">Negative Marks: 0.25</w:t>
+      </w:r>
+    </w:p>
+    <w:p>
+      <w:r>
+        <w:t xml:space="preserve"/>
+      </w:r>
+    </w:p>
+    <w:p>
+      <w:r>
+        <w:t xml:space="preserve">Question: A patient with a fractured clavicle is placed in a figure-of-eight bandage. The nurse should:</w:t>
+      </w:r>
+    </w:p>
+    <w:p>
+      <w:r>
+        <w:t xml:space="preserve">(a) Monitor neurovascular status of the arm and hand</w:t>
+      </w:r>
+    </w:p>
+    <w:p>
+      <w:r>
+        <w:t xml:space="preserve">(b) Remove the bandage at night</w:t>
+      </w:r>
+    </w:p>
+    <w:p>
+      <w:r>
+        <w:t xml:space="preserve">(c) Keep the bandage loose</w:t>
+      </w:r>
+    </w:p>
+    <w:p>
+      <w:r>
+        <w:t xml:space="preserve">(d) Encourage heavy lifting</w:t>
+      </w:r>
+    </w:p>
+    <w:p>
+      <w:r>
+        <w:t xml:space="preserve">Answer: a</w:t>
+      </w:r>
+    </w:p>
+    <w:p>
+      <w:r>
+        <w:t xml:space="preserve">Solution: ✅ Correct Answer: (a) Monitor neurovascular status of the arm and hand</w:t>
+      </w:r>
+    </w:p>
+    <w:p>
+      <w:r>
+        <w:t xml:space="preserve">🧠 Clinical Rationale: The clavicle overlies the subclavian vessels and brachial plexus — fracture or bandage pressure can compromise the arm. The nurse monitors the hand for numbness, tingling, pallor, and weak pulses (neurovascular checks), and keeps the bandage snug but not tight.</w:t>
+      </w:r>
+    </w:p>
+    <w:p>
+      <w:r>
+        <w:t xml:space="preserve">🔍 Key Clues: "Fractured clavicle" + "figure-of-eight bandage" → watch the arm/hand neurovascular status.</w:t>
+      </w:r>
+    </w:p>
+    <w:p>
+      <w:r>
+        <w:t xml:space="preserve">❌ Why Not Other Options?</w:t>
+      </w:r>
+    </w:p>
+    <w:p>
+      <w:r>
+        <w:t xml:space="preserve">(b) — The bandage is worn continuously (including at night) as prescribed.</w:t>
+      </w:r>
+    </w:p>
+    <w:p>
+      <w:r>
+        <w:t xml:space="preserve">(c) — A loose bandage fails to support the fracture.</w:t>
+      </w:r>
+    </w:p>
+    <w:p>
+      <w:r>
+        <w:t xml:space="preserve">(d) — Lifting is restricted until healing — heavy lifting risks displacement.</w:t>
+      </w:r>
+    </w:p>
+    <w:p>
+      <w:r>
+        <w:t xml:space="preserve">⚠️ Exam Trap: Clavicle + axillary vessel/brachial plexus proximity = the neurovascular-check point — the same reason for "report numbness/pallor."</w:t>
+      </w:r>
+    </w:p>
+    <w:p>
+      <w:r>
+        <w:t xml:space="preserve">💎 PNC Pearl: Clavicle fracture care: sling/bandage, ice, analgesia, arm exercises (elbow/wrist/fingers), neurovascular checks.</w:t>
+      </w:r>
+    </w:p>
+    <w:p>
+      <w:r>
+        <w:t xml:space="preserve">📌 Concept Extension: Most clavicle fractures heal conservatively; non-union/malunion or skin tenting may need surgery.</w:t>
+      </w:r>
+    </w:p>
+    <w:p>
+      <w:r>
+        <w:t xml:space="preserve">Positive Marks: 1</w:t>
+      </w:r>
+    </w:p>
+    <w:p>
+      <w:r>
+        <w:t xml:space="preserve">Negative Marks: 0.25</w:t>
+      </w:r>
+    </w:p>
+    <w:p>
+      <w:r>
+        <w:t xml:space="preserve">Question: The normal serum potassium range is:</w:t>
+      </w:r>
+    </w:p>
+    <w:p>
+      <w:r>
+        <w:t xml:space="preserve">(a) 3.5–5.0 mEq/L</w:t>
+      </w:r>
+    </w:p>
+    <w:p>
+      <w:r>
+        <w:t xml:space="preserve">(b) 6.5–8.0 mEq/L</w:t>
+      </w:r>
+    </w:p>
+    <w:p>
+      <w:r>
+        <w:t xml:space="preserve">(c) 1.5–2.5 mEq/L</w:t>
+      </w:r>
+    </w:p>
+    <w:p>
+      <w:r>
+        <w:t xml:space="preserve">(d) 8.5–10 mEq/L</w:t>
+      </w:r>
+    </w:p>
+    <w:p>
+      <w:r>
+        <w:t xml:space="preserve">Answer: a</w:t>
+      </w:r>
+    </w:p>
+    <w:p>
+      <w:r>
+        <w:t xml:space="preserve">Solution: ✅ Correct Answer: (a) 3.5–5.0 mEq/L</w:t>
+      </w:r>
+    </w:p>
+    <w:p>
+      <w:r>
+        <w:t xml:space="preserve">🧠 Clinical Rationale: Potassium — the major INTRACELLULAR cation — is normally 3.5–5.0 mEq/L. Below 3.5 = hypokalemia (weakness, U waves, arrhythmias); above 5.0 = hyperkalemia (peaked T waves, arrest). The tight range reflects its critical role in neuromuscular and cardiac excitability.</w:t>
+      </w:r>
+    </w:p>
+    <w:p>
+      <w:r>
+        <w:t xml:space="preserve">🔍 Key Clues: "Normal serum potassium" → the 3.5–5.0 anchor.</w:t>
+      </w:r>
+    </w:p>
+    <w:p>
+      <w:r>
+        <w:t xml:space="preserve">❌ Why Not Other Options?</w:t>
+      </w:r>
+    </w:p>
+    <w:p>
+      <w:r>
+        <w:t xml:space="preserve">(b) — 6.5–8.0 is dangerously high (severe hyperkalemia).</w:t>
+      </w:r>
+    </w:p>
+    <w:p>
+      <w:r>
+        <w:t xml:space="preserve">(c) — 1.5–2.5 is severe hypokalemia — incompatible with life.</w:t>
+      </w:r>
+    </w:p>
+    <w:p>
+      <w:r>
+        <w:t xml:space="preserve">(d) — 8.5–10 is cardiac-arrest territory.</w:t>
+      </w:r>
+    </w:p>
+    <w:p>
+      <w:r>
+        <w:t xml:space="preserve">⚠️ Exam Trap: The electrolyte anchors (Na 135–145, K 3.5–5, Ca 8.5–10.5, Mg 1.5–2.5) are direct memory items — note how Ca and Mg ranges appear as distractors here.</w:t>
+      </w:r>
+    </w:p>
+    <w:p>
+      <w:r>
+        <w:t xml:space="preserve">💎 PNC Pearl: "Potassium 3.5–5.0 — low K = U waves, high K = peaked T waves."</w:t>
+      </w:r>
+    </w:p>
+    <w:p>
+      <w:r>
+        <w:t xml:space="preserve">📌 Concept Extension: Treat hyperkalemia emergently: calcium gluconate (cardiac protection) + insulin-glucose + kayexalate.</w:t>
+      </w:r>
+    </w:p>
+    <w:p>
+      <w:r>
+        <w:t xml:space="preserve">Positive Marks: 1</w:t>
+      </w:r>
+    </w:p>
+    <w:p>
+      <w:r>
+        <w:t xml:space="preserve">Negative Marks: 0.25</w:t>
+      </w:r>
+    </w:p>
+    <w:p>
+      <w:r>
+        <w:t xml:space="preserve"/>
+      </w:r>
+    </w:p>
+    <w:p>
+      <w:r>
+        <w:t xml:space="preserve">Question: The nurse is caring for a patient with a nasogastric tube. To verify placement before feeding, the most reliable method is:</w:t>
+      </w:r>
+    </w:p>
+    <w:p>
+      <w:r>
+        <w:t xml:space="preserve">(a) X-ray confirmation (especially at initial placement)</w:t>
+      </w:r>
+    </w:p>
+    <w:p>
+      <w:r>
+        <w:t xml:space="preserve">(b) Listening over the stomach for a whoosh</w:t>
+      </w:r>
+    </w:p>
+    <w:p>
+      <w:r>
+        <w:t xml:space="preserve">(c) Asking the patient to speak</w:t>
+      </w:r>
+    </w:p>
+    <w:p>
+      <w:r>
+        <w:t xml:space="preserve">(d) Placing the tube end in water</w:t>
+      </w:r>
+    </w:p>
+    <w:p>
+      <w:r>
+        <w:t xml:space="preserve">Answer: a</w:t>
+      </w:r>
+    </w:p>
+    <w:p>
+      <w:r>
+        <w:t xml:space="preserve">Solution: ✅ Correct Answer: (a) X-ray confirmation (especially at initial placement)</w:t>
+      </w:r>
+    </w:p>
+    <w:p>
+      <w:r>
+        <w:t xml:space="preserve">🧠 Clinical Rationale: An abdominal X-ray is the GOLD STANDARD for confirming NG tube position — especially at initial placement. At the bedside, aspirate pH testing (gastric pH ≤5.5) is the recommended method. Auscultating injected air ("whoosh") and bubbling the tube end in water are UNRELIABLE and unsafe.</w:t>
+      </w:r>
+    </w:p>
+    <w:p>
+      <w:r>
+        <w:t xml:space="preserve">🔍 Key Clues: "Most reliable method" → X-ray; bedside alternative = aspirate pH.</w:t>
+      </w:r>
+    </w:p>
+    <w:p>
+      <w:r>
+        <w:t xml:space="preserve">❌ Why Not Other Options?</w:t>
+      </w:r>
+    </w:p>
+    <w:p>
+      <w:r>
+        <w:t xml:space="preserve">(b) — The whoosh test is unreliable — air sounds transmit over the chest too; it is no longer recommended.</w:t>
+      </w:r>
+    </w:p>
+    <w:p>
+      <w:r>
+        <w:t xml:space="preserve">(c) — A patient who can speak does not prove gastric placement (tubes can sit in the esophagus).</w:t>
+      </w:r>
+    </w:p>
+    <w:p>
+      <w:r>
+        <w:t xml:space="preserve">(d) — Bubbling in water is dangerous — bubbling suggests tracheal placement (air escaping); it was used to detect lung placement but is unreliable and can aspirate water.</w:t>
+      </w:r>
+    </w:p>
+    <w:p>
+      <w:r>
+        <w:t xml:space="preserve">⚠️ Exam Trap: "X-ray = gold standard; pH ≤5.5 = bedside; whoosh/bubble = outdated and unsafe" — the progression is the exam point.</w:t>
+      </w:r>
+    </w:p>
+    <w:p>
+      <w:r>
+        <w:t xml:space="preserve">💎 PNC Pearl: Verify NG: X-ray at first placement, pH test (≤5.5) before each feed — never rely on the whoosh.</w:t>
+      </w:r>
+    </w:p>
+    <w:p>
+      <w:r>
+        <w:t xml:space="preserve">📌 Concept Extension: If pH is &gt;6, hold the feed and notify the physician — the tube may be in the airway or intestine.</w:t>
+      </w:r>
+    </w:p>
+    <w:p>
+      <w:r>
+        <w:t xml:space="preserve">Positive Marks: 1</w:t>
+      </w:r>
+    </w:p>
+    <w:p>
+      <w:r>
+        <w:t xml:space="preserve">Negative Marks: 0.25</w:t>
+      </w:r>
+    </w:p>
+    <w:p>
+      <w:r>
+        <w:t xml:space="preserve"/>
+      </w:r>
+    </w:p>
+    <w:p>
+      <w:r>
+        <w:t xml:space="preserve">Question: A patient with acute liver failure develops hepatic encephalopathy. The nurse should:</w:t>
+      </w:r>
+    </w:p>
+    <w:p>
+      <w:r>
+        <w:t xml:space="preserve">(a) Monitor ammonia levels, restrict protein per protocol, and protect the airway</w:t>
+      </w:r>
+    </w:p>
+    <w:p>
+      <w:r>
+        <w:t xml:space="preserve">(b) Give a high-protein diet</w:t>
+      </w:r>
+    </w:p>
+    <w:p>
+      <w:r>
+        <w:t xml:space="preserve">(c) Encourage sedation</w:t>
+      </w:r>
+    </w:p>
+    <w:p>
+      <w:r>
+        <w:t xml:space="preserve">(d) Restrict all monitoring</w:t>
+      </w:r>
+    </w:p>
+    <w:p>
+      <w:r>
+        <w:t xml:space="preserve">Answer: a</w:t>
+      </w:r>
+    </w:p>
+    <w:p>
+      <w:r>
+        <w:t xml:space="preserve">Solution: ✅ Correct Answer: (a) Monitor ammonia levels, restrict protein per protocol, and protect the airway</w:t>
+      </w:r>
+    </w:p>
+    <w:p>
+      <w:r>
+        <w:t xml:space="preserve">🧠 Clinical Rationale: In hepatic encephalopathy, the failing liver cannot clear ammonia — protein is temporarily restricted per protocol (protein is the ammonia source), lactulose is given to trap/excrete ammonia, and the AIRWAY is protected as consciousness deteriorates. Precipitants (GI bleeding, infection, constipation) are prevented.</w:t>
+      </w:r>
+    </w:p>
+    <w:p>
+      <w:r>
+        <w:t xml:space="preserve">🔍 Key Clues: "Acute liver failure" + "hepatic encephalopathy" → ammonia control + protein restriction + airway safety.</w:t>
+      </w:r>
+    </w:p>
+    <w:p>
+      <w:r>
+        <w:t xml:space="preserve">❌ Why Not Other Options?</w:t>
+      </w:r>
+    </w:p>
+    <w:p>
+      <w:r>
+        <w:t xml:space="preserve">(b) — A high-protein diet INCREASES ammonia and worsens encephalopathy (protein is restricted, not increased).</w:t>
+      </w:r>
+    </w:p>
+    <w:p>
+      <w:r>
+        <w:t xml:space="preserve">(c) — Sedation masks neurological deterioration and depresses the airway — avoid.</w:t>
+      </w:r>
+    </w:p>
+    <w:p>
+      <w:r>
+        <w:t xml:space="preserve">(d) — Restricting monitoring misses deterioration of consciousness.</w:t>
+      </w:r>
+    </w:p>
+    <w:p>
+      <w:r>
+        <w:t xml:space="preserve">⚠️ Exam Trap: Protein restriction in encephalopathy is TEMPORARY and per protocol — the "high-protein diet" option is the classic wrong answer.</w:t>
+      </w:r>
+    </w:p>
+    <w:p>
+      <w:r>
+        <w:t xml:space="preserve">💎 PNC Pearl: Encephalopathy: lactulose (2–3 stools/day), protein restriction per protocol, watch for asterixis (flapping tremor).</w:t>
+      </w:r>
+    </w:p>
+    <w:p>
+      <w:r>
+        <w:t xml:space="preserve">📌 Concept Extension: Precipitants to prevent: GI bleeding, hypokalemia, infection, constipation, sedatives, and high-protein load.</w:t>
+      </w:r>
+    </w:p>
+    <w:p>
+      <w:r>
+        <w:t xml:space="preserve">Positive Marks: 1</w:t>
+      </w:r>
+    </w:p>
+    <w:p>
+      <w:r>
+        <w:t xml:space="preserve">Negative Marks: 0.25</w:t>
+      </w:r>
+    </w:p>
+    <w:p>
+      <w:r>
+        <w:t xml:space="preserve"/>
+      </w:r>
+    </w:p>
+    <w:p>
+      <w:r>
+        <w:t xml:space="preserve">Question: A primigravida at 34 weeks is diagnosed with placenta previa and is admitted. The nurse should monitor for:</w:t>
+      </w:r>
+    </w:p>
+    <w:p>
+      <w:r>
+        <w:t xml:space="preserve">(a) Vaginal bleeding, vital signs, and fetal heart rate</w:t>
+      </w:r>
+    </w:p>
+    <w:p>
+      <w:r>
+        <w:t xml:space="preserve">(b) Only contractions</w:t>
+      </w:r>
+    </w:p>
+    <w:p>
+      <w:r>
+        <w:t xml:space="preserve">(c) Only weight</w:t>
+      </w:r>
+    </w:p>
+    <w:p>
+      <w:r>
+        <w:t xml:space="preserve">(d) Temperature</w:t>
+      </w:r>
+    </w:p>
+    <w:p>
+      <w:r>
+        <w:t xml:space="preserve">Answer: a</w:t>
+      </w:r>
+    </w:p>
+    <w:p>
+      <w:r>
+        <w:t xml:space="preserve">Solution: ✅ Correct Answer: (a) Vaginal bleeding, vital signs, and fetal heart rate</w:t>
+      </w:r>
+    </w:p>
+    <w:p>
+      <w:r>
+        <w:t xml:space="preserve">🧠 Clinical Rationale: Placenta previa care focuses on bleeding surveillance: monitor VAGINAL BLEEDING (amount, color), maternal VITALS (shock signs), and FETAL HEART RATE. Bed rest is maintained, vaginal exams are contraindicated, and preparations for emergency cesarean stand ready.</w:t>
+      </w:r>
+    </w:p>
+    <w:p>
+      <w:r>
+        <w:t xml:space="preserve">🔍 Key Clues: "Placenta previa... admitted" → the monitoring triad: bleeding + vitals + FHR.</w:t>
+      </w:r>
+    </w:p>
+    <w:p>
+      <w:r>
+        <w:t xml:space="preserve">❌ Why Not Other Options?</w:t>
+      </w:r>
+    </w:p>
+    <w:p>
+      <w:r>
+        <w:t xml:space="preserve">(b) — Contractions are not the primary monitor in previa (bleeding is).</w:t>
+      </w:r>
+    </w:p>
+    <w:p>
+      <w:r>
+        <w:t xml:space="preserve">(c) — Weight alone misses the hemorrhage risk.</w:t>
+      </w:r>
+    </w:p>
+    <w:p>
+      <w:r>
+        <w:t xml:space="preserve">(d) — Temperature is not the key parameter for previa.</w:t>
+      </w:r>
+    </w:p>
+    <w:p>
+      <w:r>
+        <w:t xml:space="preserve">⚠️ Exam Trap: Previa = PAINLESS bleeding; the monitoring is bleeding-focused; never perform a vaginal exam.</w:t>
+      </w:r>
+    </w:p>
+    <w:p>
+      <w:r>
+        <w:t xml:space="preserve">💎 PNC Pearl: Previa care: monitor bleeding, vitals, FHR; bed rest; no vaginal exams; prepare for cesarean.</w:t>
+      </w:r>
+    </w:p>
+    <w:p>
+      <w:r>
+        <w:t xml:space="preserve">📌 Concept Extension: Rh-negative mothers with bleeding get anti-D immunoglobulin to prevent sensitization.</w:t>
+      </w:r>
+    </w:p>
+    <w:p>
+      <w:r>
+        <w:t xml:space="preserve">Positive Marks: 1</w:t>
+      </w:r>
+    </w:p>
+    <w:p>
+      <w:r>
+        <w:t xml:space="preserve">Negative Marks: 0.25</w:t>
+      </w:r>
+    </w:p>
+    <w:p>
+      <w:r>
+        <w:t xml:space="preserve"/>
+      </w:r>
+    </w:p>
+    <w:p>
+      <w:r>
+        <w:t xml:space="preserve">Question: A 2-year-old child with severe dehydration is receiving IV fluids. The nurse should monitor for which complication of rapid rehydration?</w:t>
+      </w:r>
+    </w:p>
+    <w:p>
+      <w:r>
+        <w:t xml:space="preserve">(a) Fluid overload (edema, respiratory distress)</w:t>
+      </w:r>
+    </w:p>
+    <w:p>
+      <w:r>
+        <w:t xml:space="preserve">(b) Hypoglycemia</w:t>
+      </w:r>
+    </w:p>
+    <w:p>
+      <w:r>
+        <w:t xml:space="preserve">(c) Hypothermia</w:t>
+      </w:r>
+    </w:p>
+    <w:p>
+      <w:r>
+        <w:t xml:space="preserve">(d) Constipation</w:t>
+      </w:r>
+    </w:p>
+    <w:p>
+      <w:r>
+        <w:t xml:space="preserve">Answer: a</w:t>
+      </w:r>
+    </w:p>
+    <w:p>
+      <w:r>
+        <w:t xml:space="preserve">Solution: ✅ Correct Answer: (a) Fluid overload (edema, respiratory distress)</w:t>
+      </w:r>
+    </w:p>
+    <w:p>
+      <w:r>
+        <w:t xml:space="preserve">🧠 Clinical Rationale: Rapid IV rehydration can overshoot into FLUID OVERLOAD — edema, weight gain, tachypnea, and crackles (pulmonary congestion). Small children — especially those with cardiac or renal disease — cannot handle excess volume. The nurse titrates the IV rate and monitors I/O, weight, and breath sounds.</w:t>
+      </w:r>
+    </w:p>
+    <w:p>
+      <w:r>
+        <w:t xml:space="preserve">🔍 Key Clues: "Rapid rehydration" + "complication" → the excess-fluid complication: fluid overload.</w:t>
+      </w:r>
+    </w:p>
+    <w:p>
+      <w:r>
+        <w:t xml:space="preserve">❌ Why Not Other Options?</w:t>
+      </w:r>
+    </w:p>
+    <w:p>
+      <w:r>
+        <w:t xml:space="preserve">(b) — Hypoglycemia is not caused by rehydration fluids.</w:t>
+      </w:r>
+    </w:p>
+    <w:p>
+      <w:r>
+        <w:t xml:space="preserve">(c) — Hypothermia is not a rehydration complication.</w:t>
+      </w:r>
+    </w:p>
+    <w:p>
+      <w:r>
+        <w:t xml:space="preserve">(d) — Constipation is unrelated to IV rehydration.</w:t>
+      </w:r>
+    </w:p>
+    <w:p>
+      <w:r>
+        <w:t xml:space="preserve">⚠️ Exam Trap: Rehydration complications: too slow = persistent shock; too fast = fluid overload/pulmonary edema. "Edema + respiratory distress" is the overload signature.</w:t>
+      </w:r>
+    </w:p>
+    <w:p>
+      <w:r>
+        <w:t xml:space="preserve">💎 PNC Pearl: Severe dehydration: 100 mL/kg IV — half in the first 8 hours, reassess, then titrate. Watch weight and breath sounds.</w:t>
+      </w:r>
+    </w:p>
+    <w:p>
+      <w:r>
+        <w:t xml:space="preserve">📌 Concept Extension: Use Ringer lactate for severe dehydration; reassess the child hourly in the first phase.</w:t>
+      </w:r>
+    </w:p>
+    <w:p>
+      <w:r>
+        <w:t xml:space="preserve">Positive Marks: 1</w:t>
+      </w:r>
+    </w:p>
+    <w:p>
+      <w:r>
+        <w:t xml:space="preserve">Negative Marks: 0.25</w:t>
+      </w:r>
+    </w:p>
+    <w:p>
+      <w:r>
+        <w:t xml:space="preserve"/>
+      </w:r>
+    </w:p>
+    <w:p>
+      <w:r>
+        <w:t xml:space="preserve">Question: A patient with bipolar disorder in the manic phase is speaking rapidly and jumping between topics. The nurse should:</w:t>
+      </w:r>
+    </w:p>
+    <w:p>
+      <w:r>
+        <w:t xml:space="preserve">(a) Use short, concrete sentences and a calm, structured approach</w:t>
+      </w:r>
+    </w:p>
+    <w:p>
+      <w:r>
+        <w:t xml:space="preserve">(b) Encourage rapid conversation</w:t>
+      </w:r>
+    </w:p>
+    <w:p>
+      <w:r>
+        <w:t xml:space="preserve">(c) Argue with the patient</w:t>
+      </w:r>
+    </w:p>
+    <w:p>
+      <w:r>
+        <w:t xml:space="preserve">(d) Leave the patient alone</w:t>
+      </w:r>
+    </w:p>
+    <w:p>
+      <w:r>
+        <w:t xml:space="preserve">Answer: a</w:t>
+      </w:r>
+    </w:p>
+    <w:p>
+      <w:r>
+        <w:t xml:space="preserve">Solution: ✅ Correct Answer: (a) Use short, concrete sentences and a calm, structured approach</w:t>
+      </w:r>
+    </w:p>
+    <w:p>
+      <w:r>
+        <w:t xml:space="preserve">🧠 Clinical Rationale: Flight of ideas in mania overwhelms the patient. The nurse uses SHORT, CONCRETE, simple statements, redirects to structured activities, and keeps the environment low-stimulation. Arguing or prolonged conversation increases stimulation and escalation.</w:t>
+      </w:r>
+    </w:p>
+    <w:p>
+      <w:r>
+        <w:t xml:space="preserve">🔍 Key Clues: "Manic" + "speaking rapidly, jumping topics" → brief, concrete communication + structure.</w:t>
+      </w:r>
+    </w:p>
+    <w:p>
+      <w:r>
+        <w:t xml:space="preserve">❌ Why Not Other Options?</w:t>
+      </w:r>
+    </w:p>
+    <w:p>
+      <w:r>
+        <w:t xml:space="preserve">(b) — Encouraging rapid conversation fuels the flight of ideas.</w:t>
+      </w:r>
+    </w:p>
+    <w:p>
+      <w:r>
+        <w:t xml:space="preserve">(c) — Arguing escalates agitation and risks aggression.</w:t>
+      </w:r>
+    </w:p>
+    <w:p>
+      <w:r>
+        <w:t xml:space="preserve">(d) — Leaving the patient alone abandons safety monitoring.</w:t>
+      </w:r>
+    </w:p>
+    <w:p>
+      <w:r>
+        <w:t xml:space="preserve">⚠️ Exam Trap: Mania communication = short, concrete, calm, redirect; the opposite of the long therapeutic-talk style used in depression.</w:t>
+      </w:r>
+    </w:p>
+    <w:p>
+      <w:r>
+        <w:t xml:space="preserve">💎 PNC Pearl: In mania: reduce stimuli, give simple choices, redirect energy into structured activities, ensure safety.</w:t>
+      </w:r>
+    </w:p>
+    <w:p>
+      <w:r>
+        <w:t xml:space="preserve">📌 Concept Extension: Monitor for exhaustion and dehydration — manic patients may not eat, sleep, or drink.</w:t>
+      </w:r>
+    </w:p>
+    <w:p>
+      <w:r>
+        <w:t xml:space="preserve">Positive Marks: 1</w:t>
+      </w:r>
+    </w:p>
+    <w:p>
+      <w:r>
+        <w:t xml:space="preserve">Negative Marks: 0.25</w:t>
+      </w:r>
+    </w:p>
+    <w:p>
+      <w:r>
+        <w:t xml:space="preserve"/>
+      </w:r>
+    </w:p>
+    <w:p>
+      <w:r>
+        <w:t xml:space="preserve">Question: The "Pradhan Mantri Surakshit Matritva Abhiyan" (PMSMA) is observed on which day each month?</w:t>
+      </w:r>
+    </w:p>
+    <w:p>
+      <w:r>
+        <w:t xml:space="preserve">(a) 9th</w:t>
+      </w:r>
+    </w:p>
+    <w:p>
+      <w:r>
+        <w:t xml:space="preserve">(b) 1st</w:t>
+      </w:r>
+    </w:p>
+    <w:p>
+      <w:r>
+        <w:t xml:space="preserve">(c) 15th</w:t>
+      </w:r>
+    </w:p>
+    <w:p>
+      <w:r>
+        <w:t xml:space="preserve">(d) 25th</w:t>
+      </w:r>
+    </w:p>
+    <w:p>
+      <w:r>
+        <w:t xml:space="preserve">Answer: a</w:t>
+      </w:r>
+    </w:p>
+    <w:p>
+      <w:r>
+        <w:t xml:space="preserve">Solution: ✅ Correct Answer: (a) 9th</w:t>
+      </w:r>
+    </w:p>
+    <w:p>
+      <w:r>
+        <w:t xml:space="preserve">🧠 Clinical Rationale: PMSMA provides free, quality ANTENATAL CARE to pregnant women on the 9TH of every month at designated facilities — with special focus on high-risk pregnancies (investigations, management, and referral).</w:t>
+      </w:r>
+    </w:p>
+    <w:p>
+      <w:r>
+        <w:t xml:space="preserve">🔍 Key Clues: "PMSMA... which day each month" → the 9th — a direct fact.</w:t>
+      </w:r>
+    </w:p>
+    <w:p>
+      <w:r>
+        <w:t xml:space="preserve">❌ Why Not Other Options?</w:t>
+      </w:r>
+    </w:p>
+    <w:p>
+      <w:r>
+        <w:t xml:space="preserve">(b) — The 1st is not PMSMA day.</w:t>
+      </w:r>
+    </w:p>
+    <w:p>
+      <w:r>
+        <w:t xml:space="preserve">(c) — The 15th is not PMSMA day.</w:t>
+      </w:r>
+    </w:p>
+    <w:p>
+      <w:r>
+        <w:t xml:space="preserve">(d) — The 25th is not PMSMA day.</w:t>
+      </w:r>
+    </w:p>
+    <w:p>
+      <w:r>
+        <w:t xml:space="preserve">⚠️ Exam Trap: Health-programme dates: PMSMA = 9th (maternal); National Deworming Day = 10 Feb/Aug; World TB Day = 24 March. Dates are direct memory items.</w:t>
+      </w:r>
+    </w:p>
+    <w:p>
+      <w:r>
+        <w:t xml:space="preserve">💎 PNC Pearl: PMSMA = 9th of every month — ANC for all, high-risk focus, free investigations.</w:t>
+      </w:r>
+    </w:p>
+    <w:p>
+      <w:r>
+        <w:t xml:space="preserve">📌 Concept Extension: High-risk pregnancy flags: anemia, hypertension, previous LSCS, multiple pregnancy, bad obstetric history.</w:t>
+      </w:r>
+    </w:p>
+    <w:p>
+      <w:r>
+        <w:t xml:space="preserve">Positive Marks: 1</w:t>
+      </w:r>
+    </w:p>
+    <w:p>
+      <w:r>
+        <w:t xml:space="preserve">Negative Marks: 0.25</w:t>
+      </w:r>
+    </w:p>
+    <w:p>
+      <w:r>
+        <w:t xml:space="preserve"/>
+      </w:r>
+    </w:p>
+    <w:p>
+      <w:r>
+        <w:t xml:space="preserve">Question: The nurse is to give 0.6 mg of a medication. The vial contains 0.2 mg/mL. The volume to give is:</w:t>
+      </w:r>
+    </w:p>
+    <w:p>
+      <w:r>
+        <w:t xml:space="preserve">(a) 1 mL</w:t>
+      </w:r>
+    </w:p>
+    <w:p>
+      <w:r>
+        <w:t xml:space="preserve">(b) 2 mL</w:t>
+      </w:r>
+    </w:p>
+    <w:p>
+      <w:r>
+        <w:t xml:space="preserve">(c) 3 mL</w:t>
+      </w:r>
+    </w:p>
+    <w:p>
+      <w:r>
+        <w:t xml:space="preserve">(d) 4 mL</w:t>
+      </w:r>
+    </w:p>
+    <w:p>
+      <w:r>
+        <w:t xml:space="preserve">Answer: c</w:t>
+      </w:r>
+    </w:p>
+    <w:p>
+      <w:r>
+        <w:t xml:space="preserve">Solution: ✅ Correct Answer: (c) 3 mL</w:t>
+      </w:r>
+    </w:p>
+    <w:p>
+      <w:r>
+        <w:t xml:space="preserve">🧠 Clinical Rationale: Volume = Desired ÷ Concentration = 0.6 mg ÷ 0.2 mg/mL = 3 mL. Check: 3 × 0.2 = 0.6 mg ✓.</w:t>
+      </w:r>
+    </w:p>
+    <w:p>
+      <w:r>
+        <w:t xml:space="preserve">🔍 Key Clues: "0.6 mg" + "0.2 mg/mL" → divide dose by concentration (decimals — read carefully).</w:t>
+      </w:r>
+    </w:p>
+    <w:p>
+      <w:r>
+        <w:t xml:space="preserve">❌ Why Not Other Options?</w:t>
+      </w:r>
+    </w:p>
+    <w:p>
+      <w:r>
+        <w:t xml:space="preserve">(a) — 1 mL delivers 0.2 mg — a third of the dose.</w:t>
+      </w:r>
+    </w:p>
+    <w:p>
+      <w:r>
+        <w:t xml:space="preserve">(b) — 2 mL delivers 0.4 mg — short.</w:t>
+      </w:r>
+    </w:p>
+    <w:p>
+      <w:r>
+        <w:t xml:space="preserve">(d) — 4 mL delivers 0.8 mg — an overdose.</w:t>
+      </w:r>
+    </w:p>
+    <w:p>
+      <w:r>
+        <w:t xml:space="preserve">⚠️ Exam Trap: Decimal division: 0.6 ÷ 0.2 = 3 (not 2 or 4). Move the decimals: 6 ÷ 2 = 3.</w:t>
+      </w:r>
+    </w:p>
+    <w:p>
+      <w:r>
+        <w:t xml:space="preserve">💎 PNC Pearl: D ÷ H = volume; for decimals, multiply both by 10 first: 0.6/0.2 = 6/2 = 3.</w:t>
+      </w:r>
+    </w:p>
+    <w:p>
+      <w:r>
+        <w:t xml:space="preserve">📌 Concept Extension: High-alert drugs with decimal doses (digoxin, insulin, heparin) require double-checking with a second nurse.</w:t>
+      </w:r>
+    </w:p>
+    <w:p>
+      <w:r>
+        <w:t xml:space="preserve">Positive Marks: 1</w:t>
+      </w:r>
+    </w:p>
+    <w:p>
+      <w:r>
+        <w:t xml:space="preserve">Negative Marks: 0.25</w:t>
+      </w:r>
+    </w:p>
+    <w:p>
+      <w:r>
+        <w:t xml:space="preserve"/>
+      </w:r>
+    </w:p>
+    <w:p>
+      <w:r>
+        <w:t xml:space="preserve">Question: The organ that produces insulin is the:</w:t>
+      </w:r>
+    </w:p>
+    <w:p>
+      <w:r>
+        <w:t xml:space="preserve">(a) Pancreas</w:t>
+      </w:r>
+    </w:p>
+    <w:p>
+      <w:r>
+        <w:t xml:space="preserve">(b) Liver</w:t>
+      </w:r>
+    </w:p>
+    <w:p>
+      <w:r>
+        <w:t xml:space="preserve">(c) Spleen</w:t>
+      </w:r>
+    </w:p>
+    <w:p>
+      <w:r>
+        <w:t xml:space="preserve">(d) Kidney</w:t>
+      </w:r>
+    </w:p>
+    <w:p>
+      <w:r>
+        <w:t xml:space="preserve">Answer: a</w:t>
+      </w:r>
+    </w:p>
+    <w:p>
+      <w:r>
+        <w:t xml:space="preserve">Solution: ✅ Correct Answer: (a) Pancreas</w:t>
+      </w:r>
+    </w:p>
+    <w:p>
+      <w:r>
+        <w:t xml:space="preserve">🧠 Clinical Rationale: The pancreatic ISLETS OF LANGERHANS produce the glucose-regulating hormones: BETA cells make INSULIN (lowers glucose) and ALPHA cells make GLUCAGON (raises glucose). The liver stores glycogen; the spleen filters blood; the kidneys excrete waste.</w:t>
+      </w:r>
+    </w:p>
+    <w:p>
+      <w:r>
+        <w:t xml:space="preserve">🔍 Key Clues: "Produces insulin" → the pancreas (beta cells).</w:t>
+      </w:r>
+    </w:p>
+    <w:p>
+      <w:r>
+        <w:t xml:space="preserve">❌ Why Not Other Options?</w:t>
+      </w:r>
+    </w:p>
+    <w:p>
+      <w:r>
+        <w:t xml:space="preserve">(b) — The liver stores glycogen and regulates glucose between meals but does NOT produce insulin.</w:t>
+      </w:r>
+    </w:p>
+    <w:p>
+      <w:r>
+        <w:t xml:space="preserve">(c) — The spleen filters blood and immune cells.</w:t>
+      </w:r>
+    </w:p>
+    <w:p>
+      <w:r>
+        <w:t xml:space="preserve">(d) — The kidneys excrete glucose (in diabetes) but do not make insulin.</w:t>
+      </w:r>
+    </w:p>
+    <w:p>
+      <w:r>
+        <w:t xml:space="preserve">⚠️ Exam Trap: "Liver = glycogen storage, pancreas = insulin production" — the two organs' glucose roles are a classic swap.</w:t>
+      </w:r>
+    </w:p>
+    <w:p>
+      <w:r>
+        <w:t xml:space="preserve">💎 PNC Pearl: Beta cells = insulin (down); alpha cells = glucagon (up); delta cells = somatostatin.</w:t>
+      </w:r>
+    </w:p>
+    <w:p>
+      <w:r>
+        <w:t xml:space="preserve">📌 Concept Extension: Type 1 diabetes = autoimmune beta-cell destruction → absolute insulin deficiency.</w:t>
+      </w:r>
+    </w:p>
+    <w:p>
+      <w:r>
+        <w:t xml:space="preserve">Positive Marks: 1</w:t>
+      </w:r>
+    </w:p>
+    <w:p>
+      <w:r>
+        <w:t xml:space="preserve">Negative Marks: 0.25</w:t>
+      </w:r>
+    </w:p>
+    <w:p>
+      <w:r>
+        <w:t xml:space="preserve"/>
+      </w:r>
+    </w:p>
+    <w:p>
+      <w:r>
+        <w:t xml:space="preserve">Question: A patient with a severe ankle sprain is being discharged. The nurse should teach the patient to apply RICE, which includes:</w:t>
+      </w:r>
+    </w:p>
+    <w:p>
+      <w:r>
+        <w:t xml:space="preserve">(a) Rest, ice, compression, and elevation</w:t>
+      </w:r>
+    </w:p>
+    <w:p>
+      <w:r>
+        <w:t xml:space="preserve">(b) Heat, massage, and weight bearing</w:t>
+      </w:r>
+    </w:p>
+    <w:p>
+      <w:r>
+        <w:t xml:space="preserve">(c) Only rest</w:t>
+      </w:r>
+    </w:p>
+    <w:p>
+      <w:r>
+        <w:t xml:space="preserve">(d) Only ice</w:t>
+      </w:r>
+    </w:p>
+    <w:p>
+      <w:r>
+        <w:t xml:space="preserve">Answer: a</w:t>
+      </w:r>
+    </w:p>
+    <w:p>
+      <w:r>
+        <w:t xml:space="preserve">Solution: ✅ Correct Answer: (a) Rest, ice, compression, and elevation</w:t>
+      </w:r>
+    </w:p>
+    <w:p>
+      <w:r>
+        <w:t xml:space="preserve">🧠 Clinical Rationale: RICE is the acute-sprain protocol: REST (protect the joint), ICE (20 minutes at a time, first 48 hours — reduces swelling), COMPRESSION (elastic bandage), and ELEVATION (above heart level). HEAT is avoided in the first 48 hours — it increases blood flow and swelling.</w:t>
+      </w:r>
+    </w:p>
+    <w:p>
+      <w:r>
+        <w:t xml:space="preserve">🔍 Key Clues: "RICE" → the acronym itself: Rest, Ice, Compression, Elevation.</w:t>
+      </w:r>
+    </w:p>
+    <w:p>
+      <w:r>
+        <w:t xml:space="preserve">❌ Why Not Other Options?</w:t>
+      </w:r>
+    </w:p>
+    <w:p>
+      <w:r>
+        <w:t xml:space="preserve">(b) — Heat and massage in the first 48 hours INCREASE swelling and bleeding.</w:t>
+      </w:r>
+    </w:p>
+    <w:p>
+      <w:r>
+        <w:t xml:space="preserve">(c) — Rest alone misses the swelling-reduction steps.</w:t>
+      </w:r>
+    </w:p>
+    <w:p>
+      <w:r>
+        <w:t xml:space="preserve">(d) — Ice alone misses compression/elevation.</w:t>
+      </w:r>
+    </w:p>
+    <w:p>
+      <w:r>
+        <w:t xml:space="preserve">⚠️ Exam Trap: "Ice for 48 hours, then heat" — the ice-then-heat sequence is the timing trap.</w:t>
+      </w:r>
+    </w:p>
+    <w:p>
+      <w:r>
+        <w:t xml:space="preserve">💎 PNC Pearl: RICE: rest, ice 20 min/2-3 hr, compression bandage, elevate above heart.</w:t>
+      </w:r>
+    </w:p>
+    <w:p>
+      <w:r>
+        <w:t xml:space="preserve">📌 Concept Extension: Grade III sprains (complete ligament tear) may need immobilization or surgery; pain out of proportion → reassess for fracture.</w:t>
+      </w:r>
+    </w:p>
+    <w:p>
+      <w:r>
+        <w:t xml:space="preserve">Positive Marks: 1</w:t>
+      </w:r>
+    </w:p>
+    <w:p>
+      <w:r>
+        <w:t xml:space="preserve">Negative Marks: 0.25</w:t>
       </w:r>
     </w:p>
     <w:sectPr>
       <w:pgSz w:w="12240" w:h="15840"/>
-      <w:pgMar w:top="864" w:right="1008" w:bottom="864" w:left="1008" w:header="720" w:footer="720" w:gutter="0"/>
+      <w:pgMar w:top="1440" w:right="1800" w:bottom="1440" w:left="1800" w:header="720" w:footer="720" w:gutter="0"/>
       <w:cols w:space="720"/>
       <w:docGrid w:linePitch="360"/>
     </w:sectPr>
@@ -2535,10 +2265,6 @@
     <w:name w:val="Normal"/>
     <w:qFormat/>
     <w:rsid w:val="00FC693F"/>
-    <w:rPr>
-      <w:rFonts w:ascii="Calibri" w:hAnsi="Calibri"/>
-      <w:sz w:val="22"/>
-    </w:rPr>
   </w:style>
   <w:style w:type="paragraph" w:styleId="Header">
     <w:name w:val="header"/>
